--- a/documentation/POE_XISD6329_Task1_Group_13.docx
+++ b/documentation/POE_XISD6329_Task1_Group_13.docx
@@ -4,17 +4,16 @@
   <w:body>
     <w:sdt>
       <w:sdtPr>
+        <w:rPr>
+          <w:rFonts w:eastAsiaTheme="minorHAnsi"/>
+        </w:rPr>
         <w:id w:val="-645892372"/>
         <w:docPartObj>
           <w:docPartGallery w:val="Cover Pages"/>
           <w:docPartUnique/>
         </w:docPartObj>
       </w:sdtPr>
-      <w:sdtEndPr>
-        <w:rPr>
-          <w:rFonts w:eastAsiaTheme="minorHAnsi"/>
-        </w:rPr>
-      </w:sdtEndPr>
+      <w:sdtEndPr/>
       <w:sdtContent>
         <w:p>
           <w:pPr>
@@ -149,19 +148,7 @@
                                     <w:rPr>
                                       <w:b/>
                                     </w:rPr>
-                                    <w:t>XISD6329</w:t>
-                                  </w:r>
-                                  <w:r>
-                                    <w:rPr>
-                                      <w:b/>
-                                    </w:rPr>
-                                    <w:t xml:space="preserve"> — TASK 1</w:t>
-                                  </w:r>
-                                  <w:r>
-                                    <w:rPr>
-                                      <w:b/>
-                                    </w:rPr>
-                                    <w:t xml:space="preserve">, </w:t>
+                                    <w:t xml:space="preserve">XISD6329 — TASK 1, </w:t>
                                   </w:r>
                                   <w:r>
                                     <w:rPr>
@@ -3680,6 +3667,7 @@
                                     <w:dataBinding w:prefixMappings="xmlns:ns0='http://purl.org/dc/elements/1.1/' xmlns:ns1='http://schemas.openxmlformats.org/package/2006/metadata/core-properties' " w:xpath="/ns1:coreProperties[1]/ns0:title[1]" w:storeItemID="{6C3C8BC8-F283-45AE-878A-BAB7291924A1}"/>
                                     <w:text/>
                                   </w:sdtPr>
+                                  <w:sdtEndPr/>
                                   <w:sdtContent>
                                     <w:r>
                                       <w:rPr>
@@ -3724,6 +3712,7 @@
                                     <w:dataBinding w:prefixMappings="xmlns:ns0='http://purl.org/dc/elements/1.1/' xmlns:ns1='http://schemas.openxmlformats.org/package/2006/metadata/core-properties' " w:xpath="/ns1:coreProperties[1]/ns0:subject[1]" w:storeItemID="{6C3C8BC8-F283-45AE-878A-BAB7291924A1}"/>
                                     <w:text/>
                                   </w:sdtPr>
+                                  <w:sdtEndPr/>
                                   <w:sdtContent>
                                     <w:r>
                                       <w:rPr>
@@ -3930,6 +3919,7 @@
                                     <w:dataBinding w:prefixMappings="xmlns:ns0='http://purl.org/dc/elements/1.1/' xmlns:ns1='http://schemas.openxmlformats.org/package/2006/metadata/core-properties' " w:xpath="/ns1:coreProperties[1]/ns0:creator[1]" w:storeItemID="{6C3C8BC8-F283-45AE-878A-BAB7291924A1}"/>
                                     <w:text/>
                                   </w:sdtPr>
+                                  <w:sdtEndPr/>
                                   <w:sdtContent>
                                     <w:r>
                                       <w:rPr>
@@ -4065,6 +4055,7 @@
                                     <w:dataBinding w:prefixMappings="xmlns:ns0='http://schemas.openxmlformats.org/officeDocument/2006/extended-properties' " w:xpath="/ns0:Properties[1]/ns0:Company[1]" w:storeItemID="{6668398D-A668-4E3E-A5EB-62B293D839F1}"/>
                                     <w:text/>
                                   </w:sdtPr>
+                                  <w:sdtEndPr/>
                                   <w:sdtContent>
                                     <w:r>
                                       <w:rPr>
@@ -4289,6 +4280,12 @@
     </w:sdt>
     <w:sdt>
       <w:sdtPr>
+        <w:rPr>
+          <w:rFonts w:asciiTheme="minorHAnsi" w:eastAsiaTheme="minorHAnsi" w:hAnsiTheme="minorHAnsi" w:cstheme="minorBidi"/>
+          <w:color w:val="auto"/>
+          <w:sz w:val="22"/>
+          <w:szCs w:val="22"/>
+        </w:rPr>
         <w:id w:val="427859704"/>
         <w:docPartObj>
           <w:docPartGallery w:val="Table of Contents"/>
@@ -4297,13 +4294,9 @@
       </w:sdtPr>
       <w:sdtEndPr>
         <w:rPr>
-          <w:rFonts w:asciiTheme="minorHAnsi" w:eastAsiaTheme="minorHAnsi" w:hAnsiTheme="minorHAnsi" w:cstheme="minorBidi"/>
           <w:b/>
           <w:bCs/>
           <w:noProof/>
-          <w:color w:val="auto"/>
-          <w:sz w:val="22"/>
-          <w:szCs w:val="22"/>
         </w:rPr>
       </w:sdtEndPr>
       <w:sdtContent>
@@ -4335,7 +4328,7 @@
           <w:r>
             <w:fldChar w:fldCharType="separate"/>
           </w:r>
-          <w:hyperlink w:anchor="_Toc238384696" w:history="1">
+          <w:hyperlink w:anchor="_Toc238387965" w:history="1">
             <w:r>
               <w:rPr>
                 <w:rStyle w:val="Hyperlink"/>
@@ -4362,7 +4355,7 @@
                 <w:noProof/>
                 <w:webHidden/>
               </w:rPr>
-              <w:instrText xml:space="preserve"> PAGEREF _Toc238384696 \h </w:instrText>
+              <w:instrText xml:space="preserve"> PAGEREF _Toc238387965 \h </w:instrText>
             </w:r>
             <w:r>
               <w:rPr>
@@ -4404,7 +4397,7 @@
               <w:noProof/>
             </w:rPr>
           </w:pPr>
-          <w:hyperlink w:anchor="_Toc238384697" w:history="1">
+          <w:hyperlink w:anchor="_Toc238387966" w:history="1">
             <w:r>
               <w:rPr>
                 <w:rStyle w:val="Hyperlink"/>
@@ -4431,7 +4424,7 @@
                 <w:noProof/>
                 <w:webHidden/>
               </w:rPr>
-              <w:instrText xml:space="preserve"> PAGEREF _Toc238384697 \h </w:instrText>
+              <w:instrText xml:space="preserve"> PAGEREF _Toc238387966 \h </w:instrText>
             </w:r>
             <w:r>
               <w:rPr>
@@ -4473,7 +4466,7 @@
               <w:noProof/>
             </w:rPr>
           </w:pPr>
-          <w:hyperlink w:anchor="_Toc238384698" w:history="1">
+          <w:hyperlink w:anchor="_Toc238387967" w:history="1">
             <w:r>
               <w:rPr>
                 <w:rStyle w:val="Hyperlink"/>
@@ -4500,7 +4493,7 @@
                 <w:noProof/>
                 <w:webHidden/>
               </w:rPr>
-              <w:instrText xml:space="preserve"> PAGEREF _Toc238384698 \h </w:instrText>
+              <w:instrText xml:space="preserve"> PAGEREF _Toc238387967 \h </w:instrText>
             </w:r>
             <w:r>
               <w:rPr>
@@ -4542,7 +4535,7 @@
               <w:noProof/>
             </w:rPr>
           </w:pPr>
-          <w:hyperlink w:anchor="_Toc238384699" w:history="1">
+          <w:hyperlink w:anchor="_Toc238387968" w:history="1">
             <w:r>
               <w:rPr>
                 <w:rStyle w:val="Hyperlink"/>
@@ -4569,7 +4562,7 @@
                 <w:noProof/>
                 <w:webHidden/>
               </w:rPr>
-              <w:instrText xml:space="preserve"> PAGEREF _Toc238384699 \h </w:instrText>
+              <w:instrText xml:space="preserve"> PAGEREF _Toc238387968 \h </w:instrText>
             </w:r>
             <w:r>
               <w:rPr>
@@ -4611,7 +4604,7 @@
               <w:noProof/>
             </w:rPr>
           </w:pPr>
-          <w:hyperlink w:anchor="_Toc238384700" w:history="1">
+          <w:hyperlink w:anchor="_Toc238387969" w:history="1">
             <w:r>
               <w:rPr>
                 <w:rStyle w:val="Hyperlink"/>
@@ -4638,7 +4631,7 @@
                 <w:noProof/>
                 <w:webHidden/>
               </w:rPr>
-              <w:instrText xml:space="preserve"> PAGEREF _Toc238384700 \h </w:instrText>
+              <w:instrText xml:space="preserve"> PAGEREF _Toc238387969 \h </w:instrText>
             </w:r>
             <w:r>
               <w:rPr>
@@ -4680,7 +4673,7 @@
               <w:noProof/>
             </w:rPr>
           </w:pPr>
-          <w:hyperlink w:anchor="_Toc238384701" w:history="1">
+          <w:hyperlink w:anchor="_Toc238387970" w:history="1">
             <w:r>
               <w:rPr>
                 <w:rStyle w:val="Hyperlink"/>
@@ -4707,7 +4700,7 @@
                 <w:noProof/>
                 <w:webHidden/>
               </w:rPr>
-              <w:instrText xml:space="preserve"> PAGEREF _Toc238384701 \h </w:instrText>
+              <w:instrText xml:space="preserve"> PAGEREF _Toc238387970 \h </w:instrText>
             </w:r>
             <w:r>
               <w:rPr>
@@ -4749,7 +4742,7 @@
               <w:noProof/>
             </w:rPr>
           </w:pPr>
-          <w:hyperlink w:anchor="_Toc238384702" w:history="1">
+          <w:hyperlink w:anchor="_Toc238387971" w:history="1">
             <w:r>
               <w:rPr>
                 <w:rStyle w:val="Hyperlink"/>
@@ -4776,7 +4769,7 @@
                 <w:noProof/>
                 <w:webHidden/>
               </w:rPr>
-              <w:instrText xml:space="preserve"> PAGEREF _Toc238384702 \h </w:instrText>
+              <w:instrText xml:space="preserve"> PAGEREF _Toc238387971 \h </w:instrText>
             </w:r>
             <w:r>
               <w:rPr>
@@ -4818,7 +4811,7 @@
               <w:noProof/>
             </w:rPr>
           </w:pPr>
-          <w:hyperlink w:anchor="_Toc238384703" w:history="1">
+          <w:hyperlink w:anchor="_Toc238387972" w:history="1">
             <w:r>
               <w:rPr>
                 <w:rStyle w:val="Hyperlink"/>
@@ -4845,7 +4838,7 @@
                 <w:noProof/>
                 <w:webHidden/>
               </w:rPr>
-              <w:instrText xml:space="preserve"> PAGEREF _Toc238384703 \h </w:instrText>
+              <w:instrText xml:space="preserve"> PAGEREF _Toc238387972 \h </w:instrText>
             </w:r>
             <w:r>
               <w:rPr>
@@ -4887,7 +4880,7 @@
               <w:noProof/>
             </w:rPr>
           </w:pPr>
-          <w:hyperlink w:anchor="_Toc238384704" w:history="1">
+          <w:hyperlink w:anchor="_Toc238387973" w:history="1">
             <w:r>
               <w:rPr>
                 <w:rStyle w:val="Hyperlink"/>
@@ -4914,7 +4907,7 @@
                 <w:noProof/>
                 <w:webHidden/>
               </w:rPr>
-              <w:instrText xml:space="preserve"> PAGEREF _Toc238384704 \h </w:instrText>
+              <w:instrText xml:space="preserve"> PAGEREF _Toc238387973 \h </w:instrText>
             </w:r>
             <w:r>
               <w:rPr>
@@ -4956,7 +4949,7 @@
               <w:noProof/>
             </w:rPr>
           </w:pPr>
-          <w:hyperlink w:anchor="_Toc238384705" w:history="1">
+          <w:hyperlink w:anchor="_Toc238387974" w:history="1">
             <w:r>
               <w:rPr>
                 <w:rStyle w:val="Hyperlink"/>
@@ -4983,7 +4976,7 @@
                 <w:noProof/>
                 <w:webHidden/>
               </w:rPr>
-              <w:instrText xml:space="preserve"> PAGEREF _Toc238384705 \h </w:instrText>
+              <w:instrText xml:space="preserve"> PAGEREF _Toc238387974 \h </w:instrText>
             </w:r>
             <w:r>
               <w:rPr>
@@ -5025,7 +5018,7 @@
               <w:noProof/>
             </w:rPr>
           </w:pPr>
-          <w:hyperlink w:anchor="_Toc238384706" w:history="1">
+          <w:hyperlink w:anchor="_Toc238387975" w:history="1">
             <w:r>
               <w:rPr>
                 <w:rStyle w:val="Hyperlink"/>
@@ -5052,7 +5045,7 @@
                 <w:noProof/>
                 <w:webHidden/>
               </w:rPr>
-              <w:instrText xml:space="preserve"> PAGEREF _Toc238384706 \h </w:instrText>
+              <w:instrText xml:space="preserve"> PAGEREF _Toc238387975 \h </w:instrText>
             </w:r>
             <w:r>
               <w:rPr>
@@ -5094,7 +5087,7 @@
               <w:noProof/>
             </w:rPr>
           </w:pPr>
-          <w:hyperlink w:anchor="_Toc238384707" w:history="1">
+          <w:hyperlink w:anchor="_Toc238387976" w:history="1">
             <w:r>
               <w:rPr>
                 <w:rStyle w:val="Hyperlink"/>
@@ -5121,7 +5114,7 @@
                 <w:noProof/>
                 <w:webHidden/>
               </w:rPr>
-              <w:instrText xml:space="preserve"> PAGEREF _Toc238384707 \h </w:instrText>
+              <w:instrText xml:space="preserve"> PAGEREF _Toc238387976 \h </w:instrText>
             </w:r>
             <w:r>
               <w:rPr>
@@ -5163,7 +5156,7 @@
               <w:noProof/>
             </w:rPr>
           </w:pPr>
-          <w:hyperlink w:anchor="_Toc238384708" w:history="1">
+          <w:hyperlink w:anchor="_Toc238387977" w:history="1">
             <w:r>
               <w:rPr>
                 <w:rStyle w:val="Hyperlink"/>
@@ -5190,7 +5183,7 @@
                 <w:noProof/>
                 <w:webHidden/>
               </w:rPr>
-              <w:instrText xml:space="preserve"> PAGEREF _Toc238384708 \h </w:instrText>
+              <w:instrText xml:space="preserve"> PAGEREF _Toc238387977 \h </w:instrText>
             </w:r>
             <w:r>
               <w:rPr>
@@ -5232,7 +5225,7 @@
               <w:noProof/>
             </w:rPr>
           </w:pPr>
-          <w:hyperlink w:anchor="_Toc238384709" w:history="1">
+          <w:hyperlink w:anchor="_Toc238387978" w:history="1">
             <w:r>
               <w:rPr>
                 <w:rStyle w:val="Hyperlink"/>
@@ -5259,7 +5252,7 @@
                 <w:noProof/>
                 <w:webHidden/>
               </w:rPr>
-              <w:instrText xml:space="preserve"> PAGEREF _Toc238384709 \h </w:instrText>
+              <w:instrText xml:space="preserve"> PAGEREF _Toc238387978 \h </w:instrText>
             </w:r>
             <w:r>
               <w:rPr>
@@ -5301,7 +5294,7 @@
               <w:noProof/>
             </w:rPr>
           </w:pPr>
-          <w:hyperlink w:anchor="_Toc238384710" w:history="1">
+          <w:hyperlink w:anchor="_Toc238387979" w:history="1">
             <w:r>
               <w:rPr>
                 <w:rStyle w:val="Hyperlink"/>
@@ -5328,7 +5321,7 @@
                 <w:noProof/>
                 <w:webHidden/>
               </w:rPr>
-              <w:instrText xml:space="preserve"> PAGEREF _Toc238384710 \h </w:instrText>
+              <w:instrText xml:space="preserve"> PAGEREF _Toc238387979 \h </w:instrText>
             </w:r>
             <w:r>
               <w:rPr>
@@ -5370,7 +5363,7 @@
               <w:noProof/>
             </w:rPr>
           </w:pPr>
-          <w:hyperlink w:anchor="_Toc238384711" w:history="1">
+          <w:hyperlink w:anchor="_Toc238387980" w:history="1">
             <w:r>
               <w:rPr>
                 <w:rStyle w:val="Hyperlink"/>
@@ -5397,7 +5390,7 @@
                 <w:noProof/>
                 <w:webHidden/>
               </w:rPr>
-              <w:instrText xml:space="preserve"> PAGEREF _Toc238384711 \h </w:instrText>
+              <w:instrText xml:space="preserve"> PAGEREF _Toc238387980 \h </w:instrText>
             </w:r>
             <w:r>
               <w:rPr>
@@ -5418,6 +5411,75 @@
                 <w:webHidden/>
               </w:rPr>
               <w:t>10</w:t>
+            </w:r>
+            <w:r>
+              <w:rPr>
+                <w:noProof/>
+                <w:webHidden/>
+              </w:rPr>
+              <w:fldChar w:fldCharType="end"/>
+            </w:r>
+          </w:hyperlink>
+        </w:p>
+        <w:p>
+          <w:pPr>
+            <w:pStyle w:val="TOC1"/>
+            <w:tabs>
+              <w:tab w:val="right" w:leader="dot" w:pos="9350"/>
+            </w:tabs>
+            <w:rPr>
+              <w:rFonts w:eastAsiaTheme="minorEastAsia"/>
+              <w:noProof/>
+            </w:rPr>
+          </w:pPr>
+          <w:hyperlink w:anchor="_Toc238387981" w:history="1">
+            <w:r>
+              <w:rPr>
+                <w:rStyle w:val="Hyperlink"/>
+                <w:noProof/>
+              </w:rPr>
+              <w:t>References</w:t>
+            </w:r>
+            <w:r>
+              <w:rPr>
+                <w:noProof/>
+                <w:webHidden/>
+              </w:rPr>
+              <w:tab/>
+            </w:r>
+            <w:r>
+              <w:rPr>
+                <w:noProof/>
+                <w:webHidden/>
+              </w:rPr>
+              <w:fldChar w:fldCharType="begin"/>
+            </w:r>
+            <w:r>
+              <w:rPr>
+                <w:noProof/>
+                <w:webHidden/>
+              </w:rPr>
+              <w:instrText xml:space="preserve"> PAGEREF _Toc238387981 \h </w:instrText>
+            </w:r>
+            <w:r>
+              <w:rPr>
+                <w:noProof/>
+                <w:webHidden/>
+              </w:rPr>
+            </w:r>
+            <w:r>
+              <w:rPr>
+                <w:noProof/>
+                <w:webHidden/>
+              </w:rPr>
+              <w:fldChar w:fldCharType="separate"/>
+            </w:r>
+            <w:r>
+              <w:rPr>
+                <w:noProof/>
+                <w:webHidden/>
+              </w:rPr>
+              <w:t>11</w:t>
             </w:r>
             <w:r>
               <w:rPr>
@@ -5679,7 +5741,7 @@
       <w:pPr>
         <w:pStyle w:val="Heading1"/>
       </w:pPr>
-      <w:bookmarkStart w:id="1" w:name="_Toc238384696"/>
+      <w:bookmarkStart w:id="1" w:name="_Toc238387965"/>
       <w:r>
         <w:lastRenderedPageBreak/>
         <w:t>Update Project Plan</w:t>
@@ -5694,12 +5756,9 @@
       <w:pPr>
         <w:pStyle w:val="Heading2"/>
       </w:pPr>
-      <w:bookmarkStart w:id="2" w:name="_Toc238384697"/>
+      <w:bookmarkStart w:id="2" w:name="_Toc238387966"/>
       <w:r>
-        <w:t>Project Background &amp;</w:t>
-      </w:r>
-      <w:r>
-        <w:t>Update</w:t>
+        <w:t>Project Background &amp;Update</w:t>
       </w:r>
       <w:bookmarkEnd w:id="2"/>
     </w:p>
@@ -5723,7 +5782,7 @@
       <w:pPr>
         <w:pStyle w:val="Heading2"/>
       </w:pPr>
-      <w:bookmarkStart w:id="3" w:name="_Toc238384698"/>
+      <w:bookmarkStart w:id="3" w:name="_Toc238387967"/>
       <w:r>
         <w:t>Client Needs and Problem Description</w:t>
       </w:r>
@@ -5755,7 +5814,7 @@
       <w:pPr>
         <w:pStyle w:val="Heading2"/>
       </w:pPr>
-      <w:bookmarkStart w:id="4" w:name="_Toc238384699"/>
+      <w:bookmarkStart w:id="4" w:name="_Toc238387968"/>
       <w:r>
         <w:t>Project Scope</w:t>
       </w:r>
@@ -5894,7 +5953,7 @@
       <w:pPr>
         <w:pStyle w:val="Heading2"/>
       </w:pPr>
-      <w:bookmarkStart w:id="5" w:name="_Toc238384700"/>
+      <w:bookmarkStart w:id="5" w:name="_Toc238387969"/>
       <w:r>
         <w:t>Project Objectives</w:t>
       </w:r>
@@ -5993,7 +6052,7 @@
       <w:pPr>
         <w:pStyle w:val="Heading2"/>
       </w:pPr>
-      <w:bookmarkStart w:id="6" w:name="_Toc238384701"/>
+      <w:bookmarkStart w:id="6" w:name="_Toc238387970"/>
       <w:r>
         <w:lastRenderedPageBreak/>
         <w:t>Team Roles and Deliverable Allocation</w:t>
@@ -6028,11 +6087,6 @@
             <w:vAlign w:val="center"/>
           </w:tcPr>
           <w:p>
-            <w:pPr>
-              <w:rPr>
-                <w:rFonts w:hint="eastAsia"/>
-              </w:rPr>
-            </w:pPr>
             <w:r>
               <w:rPr>
                 <w:b/>
@@ -6048,11 +6102,6 @@
             <w:vAlign w:val="center"/>
           </w:tcPr>
           <w:p>
-            <w:pPr>
-              <w:rPr>
-                <w:rFonts w:hint="eastAsia"/>
-              </w:rPr>
-            </w:pPr>
             <w:r>
               <w:rPr>
                 <w:b/>
@@ -6068,11 +6117,6 @@
             <w:vAlign w:val="center"/>
           </w:tcPr>
           <w:p>
-            <w:pPr>
-              <w:rPr>
-                <w:rFonts w:hint="eastAsia"/>
-              </w:rPr>
-            </w:pPr>
             <w:r>
               <w:rPr>
                 <w:b/>
@@ -6088,11 +6132,6 @@
             <w:vAlign w:val="center"/>
           </w:tcPr>
           <w:p>
-            <w:pPr>
-              <w:rPr>
-                <w:rFonts w:hint="eastAsia"/>
-              </w:rPr>
-            </w:pPr>
             <w:r>
               <w:rPr>
                 <w:b/>
@@ -6109,11 +6148,6 @@
             <w:vAlign w:val="center"/>
           </w:tcPr>
           <w:p>
-            <w:pPr>
-              <w:rPr>
-                <w:rFonts w:hint="eastAsia"/>
-              </w:rPr>
-            </w:pPr>
             <w:proofErr w:type="spellStart"/>
             <w:r>
               <w:t>Nkuna</w:t>
@@ -6135,11 +6169,6 @@
             <w:vAlign w:val="center"/>
           </w:tcPr>
           <w:p>
-            <w:pPr>
-              <w:rPr>
-                <w:rFonts w:hint="eastAsia"/>
-              </w:rPr>
-            </w:pPr>
             <w:r>
               <w:t>Project Manager / DevOps</w:t>
             </w:r>
@@ -6151,11 +6180,6 @@
             <w:vAlign w:val="center"/>
           </w:tcPr>
           <w:p>
-            <w:pPr>
-              <w:rPr>
-                <w:rFonts w:hint="eastAsia"/>
-              </w:rPr>
-            </w:pPr>
             <w:r>
               <w:t>Coordination, sprint planning, Azure DevOps/Kanban, progress tracking</w:t>
             </w:r>
@@ -6167,11 +6191,6 @@
             <w:vAlign w:val="center"/>
           </w:tcPr>
           <w:p>
-            <w:pPr>
-              <w:rPr>
-                <w:rFonts w:hint="eastAsia"/>
-              </w:rPr>
-            </w:pPr>
             <w:r>
               <w:t>Project plan, Azure evidence, repository coordination</w:t>
             </w:r>
@@ -6185,11 +6204,6 @@
             <w:vAlign w:val="center"/>
           </w:tcPr>
           <w:p>
-            <w:pPr>
-              <w:rPr>
-                <w:rFonts w:hint="eastAsia"/>
-              </w:rPr>
-            </w:pPr>
             <w:proofErr w:type="spellStart"/>
             <w:r>
               <w:t>Gqoboka</w:t>
@@ -6211,11 +6225,6 @@
             <w:vAlign w:val="center"/>
           </w:tcPr>
           <w:p>
-            <w:pPr>
-              <w:rPr>
-                <w:rFonts w:hint="eastAsia"/>
-              </w:rPr>
-            </w:pPr>
             <w:r>
               <w:t>Software Developer / Development Lead</w:t>
             </w:r>
@@ -6227,11 +6236,6 @@
             <w:vAlign w:val="center"/>
           </w:tcPr>
           <w:p>
-            <w:pPr>
-              <w:rPr>
-                <w:rFonts w:hint="eastAsia"/>
-              </w:rPr>
-            </w:pPr>
             <w:r>
               <w:t>Website, backend and API implementation</w:t>
             </w:r>
@@ -6243,11 +6247,6 @@
             <w:vAlign w:val="center"/>
           </w:tcPr>
           <w:p>
-            <w:pPr>
-              <w:rPr>
-                <w:rFonts w:hint="eastAsia"/>
-              </w:rPr>
-            </w:pPr>
             <w:r>
               <w:t>Website pages, PHP/API components</w:t>
             </w:r>
@@ -6261,11 +6260,6 @@
             <w:vAlign w:val="center"/>
           </w:tcPr>
           <w:p>
-            <w:pPr>
-              <w:rPr>
-                <w:rFonts w:hint="eastAsia"/>
-              </w:rPr>
-            </w:pPr>
             <w:r>
               <w:t>Oladele</w:t>
             </w:r>
@@ -6280,11 +6274,6 @@
             <w:vAlign w:val="center"/>
           </w:tcPr>
           <w:p>
-            <w:pPr>
-              <w:rPr>
-                <w:rFonts w:hint="eastAsia"/>
-              </w:rPr>
-            </w:pPr>
             <w:r>
               <w:t>Security Champion / Business Analyst</w:t>
             </w:r>
@@ -6296,11 +6285,6 @@
             <w:vAlign w:val="center"/>
           </w:tcPr>
           <w:p>
-            <w:pPr>
-              <w:rPr>
-                <w:rFonts w:hint="eastAsia"/>
-              </w:rPr>
-            </w:pPr>
             <w:r>
               <w:t>Requirements, security, POPIA-aware design, documentation</w:t>
             </w:r>
@@ -6312,11 +6296,6 @@
             <w:vAlign w:val="center"/>
           </w:tcPr>
           <w:p>
-            <w:pPr>
-              <w:rPr>
-                <w:rFonts w:hint="eastAsia"/>
-              </w:rPr>
-            </w:pPr>
             <w:r>
               <w:t>Analysis, security controls, documentation</w:t>
             </w:r>
@@ -6330,11 +6309,6 @@
             <w:vAlign w:val="center"/>
           </w:tcPr>
           <w:p>
-            <w:pPr>
-              <w:rPr>
-                <w:rFonts w:hint="eastAsia"/>
-              </w:rPr>
-            </w:pPr>
             <w:proofErr w:type="spellStart"/>
             <w:r>
               <w:t>Muti</w:t>
@@ -6356,11 +6330,6 @@
             <w:vAlign w:val="center"/>
           </w:tcPr>
           <w:p>
-            <w:pPr>
-              <w:rPr>
-                <w:rFonts w:hint="eastAsia"/>
-              </w:rPr>
-            </w:pPr>
             <w:r>
               <w:t>Software Developer / QA Lead</w:t>
             </w:r>
@@ -6372,11 +6341,6 @@
             <w:vAlign w:val="center"/>
           </w:tcPr>
           <w:p>
-            <w:pPr>
-              <w:rPr>
-                <w:rFonts w:hint="eastAsia"/>
-              </w:rPr>
-            </w:pPr>
             <w:r>
               <w:t>Mobile development, testing and QA</w:t>
             </w:r>
@@ -6388,11 +6352,6 @@
             <w:vAlign w:val="center"/>
           </w:tcPr>
           <w:p>
-            <w:pPr>
-              <w:rPr>
-                <w:rFonts w:hint="eastAsia"/>
-              </w:rPr>
-            </w:pPr>
             <w:r>
               <w:t>Android screens, tests, QA evidence</w:t>
             </w:r>
@@ -6406,18 +6365,13 @@
       <w:pPr>
         <w:pStyle w:val="Heading2"/>
       </w:pPr>
-      <w:bookmarkStart w:id="7" w:name="_Toc238384702"/>
+      <w:bookmarkStart w:id="7" w:name="_Toc238387971"/>
       <w:r>
         <w:t>DevOps Lifecycle</w:t>
       </w:r>
       <w:bookmarkEnd w:id="7"/>
     </w:p>
     <w:p>
-      <w:pPr>
-        <w:rPr>
-          <w:rFonts w:hint="eastAsia"/>
-        </w:rPr>
-      </w:pPr>
       <w:r>
         <w:t xml:space="preserve">The </w:t>
       </w:r>
@@ -6455,11 +6409,6 @@
             <w:vAlign w:val="center"/>
           </w:tcPr>
           <w:p>
-            <w:pPr>
-              <w:rPr>
-                <w:rFonts w:hint="eastAsia"/>
-              </w:rPr>
-            </w:pPr>
             <w:r>
               <w:rPr>
                 <w:b/>
@@ -6475,11 +6424,6 @@
             <w:vAlign w:val="center"/>
           </w:tcPr>
           <w:p>
-            <w:pPr>
-              <w:rPr>
-                <w:rFonts w:hint="eastAsia"/>
-              </w:rPr>
-            </w:pPr>
             <w:proofErr w:type="spellStart"/>
             <w:r>
               <w:rPr>
@@ -6503,11 +6447,6 @@
             <w:vAlign w:val="center"/>
           </w:tcPr>
           <w:p>
-            <w:pPr>
-              <w:rPr>
-                <w:rFonts w:hint="eastAsia"/>
-              </w:rPr>
-            </w:pPr>
             <w:r>
               <w:rPr>
                 <w:b/>
@@ -6523,11 +6462,6 @@
             <w:vAlign w:val="center"/>
           </w:tcPr>
           <w:p>
-            <w:pPr>
-              <w:rPr>
-                <w:rFonts w:hint="eastAsia"/>
-              </w:rPr>
-            </w:pPr>
             <w:r>
               <w:rPr>
                 <w:b/>
@@ -6544,11 +6478,6 @@
             <w:vAlign w:val="center"/>
           </w:tcPr>
           <w:p>
-            <w:pPr>
-              <w:rPr>
-                <w:rFonts w:hint="eastAsia"/>
-              </w:rPr>
-            </w:pPr>
             <w:r>
               <w:t>Plan</w:t>
             </w:r>
@@ -6560,11 +6489,6 @@
             <w:vAlign w:val="center"/>
           </w:tcPr>
           <w:p>
-            <w:pPr>
-              <w:rPr>
-                <w:rFonts w:hint="eastAsia"/>
-              </w:rPr>
-            </w:pPr>
             <w:r>
               <w:t xml:space="preserve">Backlog, </w:t>
             </w:r>
@@ -6582,11 +6506,6 @@
             <w:vAlign w:val="center"/>
           </w:tcPr>
           <w:p>
-            <w:pPr>
-              <w:rPr>
-                <w:rFonts w:hint="eastAsia"/>
-              </w:rPr>
-            </w:pPr>
             <w:r>
               <w:t>Azure DevOps Kanban</w:t>
             </w:r>
@@ -6598,11 +6517,6 @@
             <w:vAlign w:val="center"/>
           </w:tcPr>
           <w:p>
-            <w:pPr>
-              <w:rPr>
-                <w:rFonts w:hint="eastAsia"/>
-              </w:rPr>
-            </w:pPr>
             <w:r>
               <w:t>Tasks / priorities</w:t>
             </w:r>
@@ -6616,11 +6530,6 @@
             <w:vAlign w:val="center"/>
           </w:tcPr>
           <w:p>
-            <w:pPr>
-              <w:rPr>
-                <w:rFonts w:hint="eastAsia"/>
-              </w:rPr>
-            </w:pPr>
             <w:r>
               <w:t>Code</w:t>
             </w:r>
@@ -6632,11 +6541,6 @@
             <w:vAlign w:val="center"/>
           </w:tcPr>
           <w:p>
-            <w:pPr>
-              <w:rPr>
-                <w:rFonts w:hint="eastAsia"/>
-              </w:rPr>
-            </w:pPr>
             <w:r>
               <w:t>Website, API, database and Android development</w:t>
             </w:r>
@@ -6648,11 +6552,6 @@
             <w:vAlign w:val="center"/>
           </w:tcPr>
           <w:p>
-            <w:pPr>
-              <w:rPr>
-                <w:rFonts w:hint="eastAsia"/>
-              </w:rPr>
-            </w:pPr>
             <w:r>
               <w:t>GitHub / Android Studio / VS Code</w:t>
             </w:r>
@@ -6664,11 +6563,6 @@
             <w:vAlign w:val="center"/>
           </w:tcPr>
           <w:p>
-            <w:pPr>
-              <w:rPr>
-                <w:rFonts w:hint="eastAsia"/>
-              </w:rPr>
-            </w:pPr>
             <w:r>
               <w:t>Source code / commits</w:t>
             </w:r>
@@ -6682,11 +6576,6 @@
             <w:vAlign w:val="center"/>
           </w:tcPr>
           <w:p>
-            <w:pPr>
-              <w:rPr>
-                <w:rFonts w:hint="eastAsia"/>
-              </w:rPr>
-            </w:pPr>
             <w:r>
               <w:t>Build</w:t>
             </w:r>
@@ -6698,11 +6587,6 @@
             <w:vAlign w:val="center"/>
           </w:tcPr>
           <w:p>
-            <w:pPr>
-              <w:rPr>
-                <w:rFonts w:hint="eastAsia"/>
-              </w:rPr>
-            </w:pPr>
             <w:r>
               <w:t>Compile and validate project components</w:t>
             </w:r>
@@ -6714,11 +6598,6 @@
             <w:vAlign w:val="center"/>
           </w:tcPr>
           <w:p>
-            <w:pPr>
-              <w:rPr>
-                <w:rFonts w:hint="eastAsia"/>
-              </w:rPr>
-            </w:pPr>
             <w:r>
               <w:t>Android Studio / local environment</w:t>
             </w:r>
@@ -6730,11 +6609,6 @@
             <w:vAlign w:val="center"/>
           </w:tcPr>
           <w:p>
-            <w:pPr>
-              <w:rPr>
-                <w:rFonts w:hint="eastAsia"/>
-              </w:rPr>
-            </w:pPr>
             <w:r>
               <w:t>Build artefacts</w:t>
             </w:r>
@@ -6748,11 +6622,6 @@
             <w:vAlign w:val="center"/>
           </w:tcPr>
           <w:p>
-            <w:pPr>
-              <w:rPr>
-                <w:rFonts w:hint="eastAsia"/>
-              </w:rPr>
-            </w:pPr>
             <w:r>
               <w:t>Test</w:t>
             </w:r>
@@ -6764,11 +6633,6 @@
             <w:vAlign w:val="center"/>
           </w:tcPr>
           <w:p>
-            <w:pPr>
-              <w:rPr>
-                <w:rFonts w:hint="eastAsia"/>
-              </w:rPr>
-            </w:pPr>
             <w:r>
               <w:t>Unit/functional testing and defect correction</w:t>
             </w:r>
@@ -6780,11 +6644,6 @@
             <w:vAlign w:val="center"/>
           </w:tcPr>
           <w:p>
-            <w:pPr>
-              <w:rPr>
-                <w:rFonts w:hint="eastAsia"/>
-              </w:rPr>
-            </w:pPr>
             <w:r>
               <w:t>Azure DevOps + test evidence</w:t>
             </w:r>
@@ -6796,11 +6655,6 @@
             <w:vAlign w:val="center"/>
           </w:tcPr>
           <w:p>
-            <w:pPr>
-              <w:rPr>
-                <w:rFonts w:hint="eastAsia"/>
-              </w:rPr>
-            </w:pPr>
             <w:r>
               <w:t>Results / fixes</w:t>
             </w:r>
@@ -6814,11 +6668,6 @@
             <w:vAlign w:val="center"/>
           </w:tcPr>
           <w:p>
-            <w:pPr>
-              <w:rPr>
-                <w:rFonts w:hint="eastAsia"/>
-              </w:rPr>
-            </w:pPr>
             <w:r>
               <w:t>Release</w:t>
             </w:r>
@@ -6830,11 +6679,6 @@
             <w:vAlign w:val="center"/>
           </w:tcPr>
           <w:p>
-            <w:pPr>
-              <w:rPr>
-                <w:rFonts w:hint="eastAsia"/>
-              </w:rPr>
-            </w:pPr>
             <w:r>
               <w:t>Prepare stable demonstration version</w:t>
             </w:r>
@@ -6846,11 +6690,6 @@
             <w:vAlign w:val="center"/>
           </w:tcPr>
           <w:p>
-            <w:pPr>
-              <w:rPr>
-                <w:rFonts w:hint="eastAsia"/>
-              </w:rPr>
-            </w:pPr>
             <w:r>
               <w:t>GitHub versioning</w:t>
             </w:r>
@@ -6862,11 +6701,6 @@
             <w:vAlign w:val="center"/>
           </w:tcPr>
           <w:p>
-            <w:pPr>
-              <w:rPr>
-                <w:rFonts w:hint="eastAsia"/>
-              </w:rPr>
-            </w:pPr>
             <w:r>
               <w:t>Release candidate</w:t>
             </w:r>
@@ -6880,11 +6714,6 @@
             <w:vAlign w:val="center"/>
           </w:tcPr>
           <w:p>
-            <w:pPr>
-              <w:rPr>
-                <w:rFonts w:hint="eastAsia"/>
-              </w:rPr>
-            </w:pPr>
             <w:r>
               <w:t>Deploy</w:t>
             </w:r>
@@ -6896,11 +6725,6 @@
             <w:vAlign w:val="center"/>
           </w:tcPr>
           <w:p>
-            <w:pPr>
-              <w:rPr>
-                <w:rFonts w:hint="eastAsia"/>
-              </w:rPr>
-            </w:pPr>
             <w:r>
               <w:t>Run website/API and install Android prototype</w:t>
             </w:r>
@@ -6912,11 +6736,6 @@
             <w:vAlign w:val="center"/>
           </w:tcPr>
           <w:p>
-            <w:pPr>
-              <w:rPr>
-                <w:rFonts w:hint="eastAsia"/>
-              </w:rPr>
-            </w:pPr>
             <w:r>
               <w:t>XAMPP / hosting / emulator</w:t>
             </w:r>
@@ -6928,11 +6747,6 @@
             <w:vAlign w:val="center"/>
           </w:tcPr>
           <w:p>
-            <w:pPr>
-              <w:rPr>
-                <w:rFonts w:hint="eastAsia"/>
-              </w:rPr>
-            </w:pPr>
             <w:r>
               <w:t>Running prototype</w:t>
             </w:r>
@@ -6946,11 +6760,6 @@
             <w:vAlign w:val="center"/>
           </w:tcPr>
           <w:p>
-            <w:pPr>
-              <w:rPr>
-                <w:rFonts w:hint="eastAsia"/>
-              </w:rPr>
-            </w:pPr>
             <w:r>
               <w:lastRenderedPageBreak/>
               <w:t>Operate</w:t>
@@ -6963,11 +6772,6 @@
             <w:vAlign w:val="center"/>
           </w:tcPr>
           <w:p>
-            <w:pPr>
-              <w:rPr>
-                <w:rFonts w:hint="eastAsia"/>
-              </w:rPr>
-            </w:pPr>
             <w:r>
               <w:t xml:space="preserve">Observe </w:t>
             </w:r>
@@ -6985,11 +6789,6 @@
             <w:vAlign w:val="center"/>
           </w:tcPr>
           <w:p>
-            <w:pPr>
-              <w:rPr>
-                <w:rFonts w:hint="eastAsia"/>
-              </w:rPr>
-            </w:pPr>
             <w:r>
               <w:t>Logs / issue tracking</w:t>
             </w:r>
@@ -7001,11 +6800,6 @@
             <w:vAlign w:val="center"/>
           </w:tcPr>
           <w:p>
-            <w:pPr>
-              <w:rPr>
-                <w:rFonts w:hint="eastAsia"/>
-              </w:rPr>
-            </w:pPr>
             <w:r>
               <w:t>Operational feedback</w:t>
             </w:r>
@@ -7019,11 +6813,6 @@
             <w:vAlign w:val="center"/>
           </w:tcPr>
           <w:p>
-            <w:pPr>
-              <w:rPr>
-                <w:rFonts w:hint="eastAsia"/>
-              </w:rPr>
-            </w:pPr>
             <w:r>
               <w:t>Feedback</w:t>
             </w:r>
@@ -7035,11 +6824,6 @@
             <w:vAlign w:val="center"/>
           </w:tcPr>
           <w:p>
-            <w:pPr>
-              <w:rPr>
-                <w:rFonts w:hint="eastAsia"/>
-              </w:rPr>
-            </w:pPr>
             <w:r>
               <w:t>Use feedback to update backlog</w:t>
             </w:r>
@@ -7051,11 +6835,6 @@
             <w:vAlign w:val="center"/>
           </w:tcPr>
           <w:p>
-            <w:pPr>
-              <w:rPr>
-                <w:rFonts w:hint="eastAsia"/>
-              </w:rPr>
-            </w:pPr>
             <w:r>
               <w:t>Azure DevOps</w:t>
             </w:r>
@@ -7067,11 +6846,6 @@
             <w:vAlign w:val="center"/>
           </w:tcPr>
           <w:p>
-            <w:pPr>
-              <w:rPr>
-                <w:rFonts w:hint="eastAsia"/>
-              </w:rPr>
-            </w:pPr>
             <w:r>
               <w:t>Improvement tasks</w:t>
             </w:r>
@@ -7085,7 +6859,7 @@
       <w:pPr>
         <w:pStyle w:val="Heading2"/>
       </w:pPr>
-      <w:bookmarkStart w:id="8" w:name="_Toc238384703"/>
+      <w:bookmarkStart w:id="8" w:name="_Toc238387972"/>
       <w:r>
         <w:t>Development Technologies and Tools</w:t>
       </w:r>
@@ -7118,11 +6892,6 @@
             <w:vAlign w:val="center"/>
           </w:tcPr>
           <w:p>
-            <w:pPr>
-              <w:rPr>
-                <w:rFonts w:hint="eastAsia"/>
-              </w:rPr>
-            </w:pPr>
             <w:r>
               <w:rPr>
                 <w:b/>
@@ -7139,11 +6908,6 @@
             <w:vAlign w:val="center"/>
           </w:tcPr>
           <w:p>
-            <w:pPr>
-              <w:rPr>
-                <w:rFonts w:hint="eastAsia"/>
-              </w:rPr>
-            </w:pPr>
             <w:r>
               <w:rPr>
                 <w:b/>
@@ -7160,11 +6924,6 @@
             <w:vAlign w:val="center"/>
           </w:tcPr>
           <w:p>
-            <w:pPr>
-              <w:rPr>
-                <w:rFonts w:hint="eastAsia"/>
-              </w:rPr>
-            </w:pPr>
             <w:r>
               <w:rPr>
                 <w:b/>
@@ -7182,11 +6941,6 @@
             <w:vAlign w:val="center"/>
           </w:tcPr>
           <w:p>
-            <w:pPr>
-              <w:rPr>
-                <w:rFonts w:hint="eastAsia"/>
-              </w:rPr>
-            </w:pPr>
             <w:r>
               <w:t>Website</w:t>
             </w:r>
@@ -7198,11 +6952,6 @@
             <w:vAlign w:val="center"/>
           </w:tcPr>
           <w:p>
-            <w:pPr>
-              <w:rPr>
-                <w:rFonts w:hint="eastAsia"/>
-              </w:rPr>
-            </w:pPr>
             <w:r>
               <w:t>PHP, HTML, CSS, JavaScript</w:t>
             </w:r>
@@ -7214,11 +6963,6 @@
             <w:vAlign w:val="center"/>
           </w:tcPr>
           <w:p>
-            <w:pPr>
-              <w:rPr>
-                <w:rFonts w:hint="eastAsia"/>
-              </w:rPr>
-            </w:pPr>
             <w:r>
               <w:t>Web interface and server-side processing</w:t>
             </w:r>
@@ -7232,11 +6976,6 @@
             <w:vAlign w:val="center"/>
           </w:tcPr>
           <w:p>
-            <w:pPr>
-              <w:rPr>
-                <w:rFonts w:hint="eastAsia"/>
-              </w:rPr>
-            </w:pPr>
             <w:r>
               <w:t>API</w:t>
             </w:r>
@@ -7248,11 +6987,6 @@
             <w:vAlign w:val="center"/>
           </w:tcPr>
           <w:p>
-            <w:pPr>
-              <w:rPr>
-                <w:rFonts w:hint="eastAsia"/>
-              </w:rPr>
-            </w:pPr>
             <w:r>
               <w:t>PHP REST-style endpoints</w:t>
             </w:r>
@@ -7264,11 +6998,6 @@
             <w:vAlign w:val="center"/>
           </w:tcPr>
           <w:p>
-            <w:pPr>
-              <w:rPr>
-                <w:rFonts w:hint="eastAsia"/>
-              </w:rPr>
-            </w:pPr>
             <w:r>
               <w:t>Communication between Android and database-backed service</w:t>
             </w:r>
@@ -7282,11 +7011,6 @@
             <w:vAlign w:val="center"/>
           </w:tcPr>
           <w:p>
-            <w:pPr>
-              <w:rPr>
-                <w:rFonts w:hint="eastAsia"/>
-              </w:rPr>
-            </w:pPr>
             <w:r>
               <w:t>Mobile</w:t>
             </w:r>
@@ -7298,11 +7022,6 @@
             <w:vAlign w:val="center"/>
           </w:tcPr>
           <w:p>
-            <w:pPr>
-              <w:rPr>
-                <w:rFonts w:hint="eastAsia"/>
-              </w:rPr>
-            </w:pPr>
             <w:r>
               <w:t xml:space="preserve">Android Studio, </w:t>
             </w:r>
@@ -7322,11 +7041,6 @@
             <w:vAlign w:val="center"/>
           </w:tcPr>
           <w:p>
-            <w:pPr>
-              <w:rPr>
-                <w:rFonts w:hint="eastAsia"/>
-              </w:rPr>
-            </w:pPr>
             <w:r>
               <w:t>Android client and API communication</w:t>
             </w:r>
@@ -7340,11 +7054,6 @@
             <w:vAlign w:val="center"/>
           </w:tcPr>
           <w:p>
-            <w:pPr>
-              <w:rPr>
-                <w:rFonts w:hint="eastAsia"/>
-              </w:rPr>
-            </w:pPr>
             <w:r>
               <w:t>Database</w:t>
             </w:r>
@@ -7356,11 +7065,6 @@
             <w:vAlign w:val="center"/>
           </w:tcPr>
           <w:p>
-            <w:pPr>
-              <w:rPr>
-                <w:rFonts w:hint="eastAsia"/>
-              </w:rPr>
-            </w:pPr>
             <w:r>
               <w:t>MySQL</w:t>
             </w:r>
@@ -7372,11 +7076,6 @@
             <w:vAlign w:val="center"/>
           </w:tcPr>
           <w:p>
-            <w:pPr>
-              <w:rPr>
-                <w:rFonts w:hint="eastAsia"/>
-              </w:rPr>
-            </w:pPr>
             <w:r>
               <w:t>Persistent data storage</w:t>
             </w:r>
@@ -7390,11 +7089,6 @@
             <w:vAlign w:val="center"/>
           </w:tcPr>
           <w:p>
-            <w:pPr>
-              <w:rPr>
-                <w:rFonts w:hint="eastAsia"/>
-              </w:rPr>
-            </w:pPr>
             <w:r>
               <w:t>Source Control</w:t>
             </w:r>
@@ -7406,11 +7100,6 @@
             <w:vAlign w:val="center"/>
           </w:tcPr>
           <w:p>
-            <w:pPr>
-              <w:rPr>
-                <w:rFonts w:hint="eastAsia"/>
-              </w:rPr>
-            </w:pPr>
             <w:r>
               <w:t>GitHub</w:t>
             </w:r>
@@ -7422,11 +7111,6 @@
             <w:vAlign w:val="center"/>
           </w:tcPr>
           <w:p>
-            <w:pPr>
-              <w:rPr>
-                <w:rFonts w:hint="eastAsia"/>
-              </w:rPr>
-            </w:pPr>
             <w:r>
               <w:t>Version control</w:t>
             </w:r>
@@ -7440,11 +7124,6 @@
             <w:vAlign w:val="center"/>
           </w:tcPr>
           <w:p>
-            <w:pPr>
-              <w:rPr>
-                <w:rFonts w:hint="eastAsia"/>
-              </w:rPr>
-            </w:pPr>
             <w:r>
               <w:t>Lifecycle</w:t>
             </w:r>
@@ -7456,11 +7135,6 @@
             <w:vAlign w:val="center"/>
           </w:tcPr>
           <w:p>
-            <w:pPr>
-              <w:rPr>
-                <w:rFonts w:hint="eastAsia"/>
-              </w:rPr>
-            </w:pPr>
             <w:r>
               <w:t>Azure DevOps Kanban</w:t>
             </w:r>
@@ -7472,11 +7146,6 @@
             <w:vAlign w:val="center"/>
           </w:tcPr>
           <w:p>
-            <w:pPr>
-              <w:rPr>
-                <w:rFonts w:hint="eastAsia"/>
-              </w:rPr>
-            </w:pPr>
             <w:r>
               <w:t>Backlog, tasks and lifecycle management</w:t>
             </w:r>
@@ -7490,7 +7159,7 @@
       <w:pPr>
         <w:pStyle w:val="Heading2"/>
       </w:pPr>
-      <w:bookmarkStart w:id="9" w:name="_Toc238384704"/>
+      <w:bookmarkStart w:id="9" w:name="_Toc238387973"/>
       <w:r>
         <w:t>Project Deliverables</w:t>
       </w:r>
@@ -7628,7 +7297,7 @@
       <w:pPr>
         <w:pStyle w:val="Heading2"/>
       </w:pPr>
-      <w:bookmarkStart w:id="10" w:name="_Toc238384705"/>
+      <w:bookmarkStart w:id="10" w:name="_Toc238387974"/>
       <w:r>
         <w:lastRenderedPageBreak/>
         <w:t>Project Timeline</w:t>
@@ -8299,7 +7968,7 @@
       <w:pPr>
         <w:pStyle w:val="Heading2"/>
       </w:pPr>
-      <w:bookmarkStart w:id="11" w:name="_Toc238384706"/>
+      <w:bookmarkStart w:id="11" w:name="_Toc238387975"/>
       <w:r>
         <w:lastRenderedPageBreak/>
         <w:t>Risks, Controls and Recommendations</w:t>
@@ -8334,11 +8003,6 @@
             <w:vAlign w:val="center"/>
           </w:tcPr>
           <w:p>
-            <w:pPr>
-              <w:rPr>
-                <w:rFonts w:hint="eastAsia"/>
-              </w:rPr>
-            </w:pPr>
             <w:r>
               <w:rPr>
                 <w:b/>
@@ -8354,11 +8018,6 @@
             <w:vAlign w:val="center"/>
           </w:tcPr>
           <w:p>
-            <w:pPr>
-              <w:rPr>
-                <w:rFonts w:hint="eastAsia"/>
-              </w:rPr>
-            </w:pPr>
             <w:r>
               <w:rPr>
                 <w:b/>
@@ -8374,11 +8033,6 @@
             <w:vAlign w:val="center"/>
           </w:tcPr>
           <w:p>
-            <w:pPr>
-              <w:rPr>
-                <w:rFonts w:hint="eastAsia"/>
-              </w:rPr>
-            </w:pPr>
             <w:r>
               <w:rPr>
                 <w:b/>
@@ -8394,11 +8048,6 @@
             <w:vAlign w:val="center"/>
           </w:tcPr>
           <w:p>
-            <w:pPr>
-              <w:rPr>
-                <w:rFonts w:hint="eastAsia"/>
-              </w:rPr>
-            </w:pPr>
             <w:r>
               <w:rPr>
                 <w:b/>
@@ -8415,11 +8064,6 @@
             <w:vAlign w:val="center"/>
           </w:tcPr>
           <w:p>
-            <w:pPr>
-              <w:rPr>
-                <w:rFonts w:hint="eastAsia"/>
-              </w:rPr>
-            </w:pPr>
             <w:r>
               <w:t>API/mobile connectivity failure</w:t>
             </w:r>
@@ -8431,11 +8075,6 @@
             <w:vAlign w:val="center"/>
           </w:tcPr>
           <w:p>
-            <w:pPr>
-              <w:rPr>
-                <w:rFonts w:hint="eastAsia"/>
-              </w:rPr>
-            </w:pPr>
             <w:r>
               <w:t>High</w:t>
             </w:r>
@@ -8447,11 +8086,6 @@
             <w:vAlign w:val="center"/>
           </w:tcPr>
           <w:p>
-            <w:pPr>
-              <w:rPr>
-                <w:rFonts w:hint="eastAsia"/>
-              </w:rPr>
-            </w:pPr>
             <w:r>
               <w:t>Verify emulator networking, API base URL and endpoints.</w:t>
             </w:r>
@@ -8463,11 +8097,6 @@
             <w:vAlign w:val="center"/>
           </w:tcPr>
           <w:p>
-            <w:pPr>
-              <w:rPr>
-                <w:rFonts w:hint="eastAsia"/>
-              </w:rPr>
-            </w:pPr>
             <w:r>
               <w:t>Development / QA</w:t>
             </w:r>
@@ -8481,11 +8110,6 @@
             <w:vAlign w:val="center"/>
           </w:tcPr>
           <w:p>
-            <w:pPr>
-              <w:rPr>
-                <w:rFonts w:hint="eastAsia"/>
-              </w:rPr>
-            </w:pPr>
             <w:r>
               <w:t>Database inconsistency</w:t>
             </w:r>
@@ -8497,11 +8121,6 @@
             <w:vAlign w:val="center"/>
           </w:tcPr>
           <w:p>
-            <w:pPr>
-              <w:rPr>
-                <w:rFonts w:hint="eastAsia"/>
-              </w:rPr>
-            </w:pPr>
             <w:r>
               <w:t>High</w:t>
             </w:r>
@@ -8513,11 +8132,6 @@
             <w:vAlign w:val="center"/>
           </w:tcPr>
           <w:p>
-            <w:pPr>
-              <w:rPr>
-                <w:rFonts w:hint="eastAsia"/>
-              </w:rPr>
-            </w:pPr>
             <w:r>
               <w:t>Use defined relationships, validation and repeatable SQL setup.</w:t>
             </w:r>
@@ -8529,11 +8143,6 @@
             <w:vAlign w:val="center"/>
           </w:tcPr>
           <w:p>
-            <w:pPr>
-              <w:rPr>
-                <w:rFonts w:hint="eastAsia"/>
-              </w:rPr>
-            </w:pPr>
             <w:r>
               <w:t>Development</w:t>
             </w:r>
@@ -8547,11 +8156,6 @@
             <w:vAlign w:val="center"/>
           </w:tcPr>
           <w:p>
-            <w:pPr>
-              <w:rPr>
-                <w:rFonts w:hint="eastAsia"/>
-              </w:rPr>
-            </w:pPr>
             <w:r>
               <w:t>Security/privacy weakness</w:t>
             </w:r>
@@ -8563,11 +8167,6 @@
             <w:vAlign w:val="center"/>
           </w:tcPr>
           <w:p>
-            <w:pPr>
-              <w:rPr>
-                <w:rFonts w:hint="eastAsia"/>
-              </w:rPr>
-            </w:pPr>
             <w:r>
               <w:t>High</w:t>
             </w:r>
@@ -8579,11 +8178,6 @@
             <w:vAlign w:val="center"/>
           </w:tcPr>
           <w:p>
-            <w:pPr>
-              <w:rPr>
-                <w:rFonts w:hint="eastAsia"/>
-              </w:rPr>
-            </w:pPr>
             <w:r>
               <w:t>Minimize</w:t>
             </w:r>
@@ -8598,11 +8192,6 @@
             <w:vAlign w:val="center"/>
           </w:tcPr>
           <w:p>
-            <w:pPr>
-              <w:rPr>
-                <w:rFonts w:hint="eastAsia"/>
-              </w:rPr>
-            </w:pPr>
             <w:r>
               <w:t>Security Champion</w:t>
             </w:r>
@@ -8616,11 +8205,6 @@
             <w:vAlign w:val="center"/>
           </w:tcPr>
           <w:p>
-            <w:pPr>
-              <w:rPr>
-                <w:rFonts w:hint="eastAsia"/>
-              </w:rPr>
-            </w:pPr>
             <w:r>
               <w:t>Scope creep</w:t>
             </w:r>
@@ -8632,11 +8216,6 @@
             <w:vAlign w:val="center"/>
           </w:tcPr>
           <w:p>
-            <w:pPr>
-              <w:rPr>
-                <w:rFonts w:hint="eastAsia"/>
-              </w:rPr>
-            </w:pPr>
             <w:r>
               <w:t>Medium</w:t>
             </w:r>
@@ -8648,11 +8227,6 @@
             <w:vAlign w:val="center"/>
           </w:tcPr>
           <w:p>
-            <w:pPr>
-              <w:rPr>
-                <w:rFonts w:hint="eastAsia"/>
-              </w:rPr>
-            </w:pPr>
             <w:r>
               <w:t>Prioritize</w:t>
             </w:r>
@@ -8667,11 +8241,6 @@
             <w:vAlign w:val="center"/>
           </w:tcPr>
           <w:p>
-            <w:pPr>
-              <w:rPr>
-                <w:rFonts w:hint="eastAsia"/>
-              </w:rPr>
-            </w:pPr>
             <w:r>
               <w:t>PM</w:t>
             </w:r>
@@ -8685,11 +8254,6 @@
             <w:vAlign w:val="center"/>
           </w:tcPr>
           <w:p>
-            <w:pPr>
-              <w:rPr>
-                <w:rFonts w:hint="eastAsia"/>
-              </w:rPr>
-            </w:pPr>
             <w:r>
               <w:t>Version conflicts</w:t>
             </w:r>
@@ -8701,11 +8265,6 @@
             <w:vAlign w:val="center"/>
           </w:tcPr>
           <w:p>
-            <w:pPr>
-              <w:rPr>
-                <w:rFonts w:hint="eastAsia"/>
-              </w:rPr>
-            </w:pPr>
             <w:r>
               <w:t>Medium</w:t>
             </w:r>
@@ -8717,11 +8276,6 @@
             <w:vAlign w:val="center"/>
           </w:tcPr>
           <w:p>
-            <w:pPr>
-              <w:rPr>
-                <w:rFonts w:hint="eastAsia"/>
-              </w:rPr>
-            </w:pPr>
             <w:r>
               <w:t xml:space="preserve">Use regular GIT </w:t>
             </w:r>
@@ -8736,11 +8290,6 @@
             <w:vAlign w:val="center"/>
           </w:tcPr>
           <w:p>
-            <w:pPr>
-              <w:rPr>
-                <w:rFonts w:hint="eastAsia"/>
-              </w:rPr>
-            </w:pPr>
             <w:r>
               <w:t>All</w:t>
             </w:r>
@@ -8754,11 +8303,6 @@
             <w:vAlign w:val="center"/>
           </w:tcPr>
           <w:p>
-            <w:pPr>
-              <w:rPr>
-                <w:rFonts w:hint="eastAsia"/>
-              </w:rPr>
-            </w:pPr>
             <w:r>
               <w:t>Weak evidence</w:t>
             </w:r>
@@ -8770,11 +8314,6 @@
             <w:vAlign w:val="center"/>
           </w:tcPr>
           <w:p>
-            <w:pPr>
-              <w:rPr>
-                <w:rFonts w:hint="eastAsia"/>
-              </w:rPr>
-            </w:pPr>
             <w:r>
               <w:t>Medium</w:t>
             </w:r>
@@ -8786,11 +8325,6 @@
             <w:vAlign w:val="center"/>
           </w:tcPr>
           <w:p>
-            <w:pPr>
-              <w:rPr>
-                <w:rFonts w:hint="eastAsia"/>
-              </w:rPr>
-            </w:pPr>
             <w:r>
               <w:t>Capture screenshots of key workflows and prepare a timed demo.</w:t>
             </w:r>
@@ -8802,11 +8336,6 @@
             <w:vAlign w:val="center"/>
           </w:tcPr>
           <w:p>
-            <w:pPr>
-              <w:rPr>
-                <w:rFonts w:hint="eastAsia"/>
-              </w:rPr>
-            </w:pPr>
             <w:r>
               <w:t>All</w:t>
             </w:r>
@@ -8828,7 +8357,7 @@
       <w:pPr>
         <w:pStyle w:val="Heading1"/>
       </w:pPr>
-      <w:bookmarkStart w:id="12" w:name="_Toc238384707"/>
+      <w:bookmarkStart w:id="12" w:name="_Toc238387976"/>
       <w:r>
         <w:lastRenderedPageBreak/>
         <w:t>Site Map</w:t>
@@ -8858,7 +8387,7 @@
       <w:pPr>
         <w:pStyle w:val="Heading2"/>
       </w:pPr>
-      <w:bookmarkStart w:id="13" w:name="_Toc238384708"/>
+      <w:bookmarkStart w:id="13" w:name="_Toc238387977"/>
       <w:r>
         <w:t>SAFEZONE SA- WEBSITE &amp; MOBILE SITE MAP</w:t>
       </w:r>
@@ -8867,43 +8396,25 @@
     <w:p>
       <w:pPr>
         <w:pStyle w:val="Caption"/>
-        <w:rPr>
-          <w:rFonts w:hint="eastAsia"/>
-        </w:rPr>
       </w:pPr>
       <w:bookmarkStart w:id="14" w:name="_Toc238384693"/>
       <w:r>
         <w:t xml:space="preserve">Figure </w:t>
       </w:r>
-      <w:r>
-        <w:fldChar w:fldCharType="begin"/>
-      </w:r>
-      <w:r>
-        <w:instrText xml:space="preserve"> SEQ Figure \* ARABIC </w:instrText>
-      </w:r>
-      <w:r>
-        <w:fldChar w:fldCharType="separate"/>
-      </w:r>
-      <w:r>
-        <w:rPr>
-          <w:noProof/>
-        </w:rPr>
-        <w:t>1</w:t>
-      </w:r>
-      <w:r>
-        <w:fldChar w:fldCharType="end"/>
-      </w:r>
+      <w:fldSimple w:instr=" SEQ Figure \* ARABIC ">
+        <w:r>
+          <w:rPr>
+            <w:noProof/>
+          </w:rPr>
+          <w:t>1</w:t>
+        </w:r>
+      </w:fldSimple>
       <w:r>
         <w:t>:  Website and Mobile Site Map</w:t>
       </w:r>
       <w:bookmarkEnd w:id="14"/>
     </w:p>
     <w:p>
-      <w:pPr>
-        <w:rPr>
-          <w:rFonts w:hint="eastAsia"/>
-        </w:rPr>
-      </w:pPr>
       <w:r>
         <w:rPr>
           <w:noProof/>
@@ -8967,7 +8478,7 @@
       <w:pPr>
         <w:pStyle w:val="Heading1"/>
       </w:pPr>
-      <w:bookmarkStart w:id="15" w:name="_Toc238384709"/>
+      <w:bookmarkStart w:id="15" w:name="_Toc238387978"/>
       <w:r>
         <w:lastRenderedPageBreak/>
         <w:t>Wireframes</w:t>
@@ -8989,7 +8500,7 @@
       <w:pPr>
         <w:pStyle w:val="Heading2"/>
       </w:pPr>
-      <w:bookmarkStart w:id="16" w:name="_Toc238384710"/>
+      <w:bookmarkStart w:id="16" w:name="_Toc238387979"/>
       <w:r>
         <w:t>Website Wireframes</w:t>
       </w:r>
@@ -9006,24 +8517,14 @@
       <w:r>
         <w:t xml:space="preserve">Figure </w:t>
       </w:r>
-      <w:r>
-        <w:fldChar w:fldCharType="begin"/>
-      </w:r>
-      <w:r>
-        <w:instrText xml:space="preserve"> SEQ Figure \* ARABIC </w:instrText>
-      </w:r>
-      <w:r>
-        <w:fldChar w:fldCharType="separate"/>
-      </w:r>
-      <w:r>
-        <w:rPr>
-          <w:noProof/>
-        </w:rPr>
-        <w:t>2</w:t>
-      </w:r>
-      <w:r>
-        <w:fldChar w:fldCharType="end"/>
-      </w:r>
+      <w:fldSimple w:instr=" SEQ Figure \* ARABIC ">
+        <w:r>
+          <w:rPr>
+            <w:noProof/>
+          </w:rPr>
+          <w:t>2</w:t>
+        </w:r>
+      </w:fldSimple>
       <w:r>
         <w:t xml:space="preserve">: </w:t>
       </w:r>
@@ -9033,11 +8534,6 @@
       <w:bookmarkEnd w:id="17"/>
     </w:p>
     <w:p>
-      <w:pPr>
-        <w:rPr>
-          <w:rFonts w:hint="eastAsia"/>
-        </w:rPr>
-      </w:pPr>
       <w:r>
         <w:rPr>
           <w:noProof/>
@@ -9086,13 +8582,7 @@
         </w:drawing>
       </w:r>
     </w:p>
-    <w:p>
-      <w:pPr>
-        <w:rPr>
-          <w:rFonts w:hint="eastAsia"/>
-        </w:rPr>
-      </w:pPr>
-    </w:p>
+    <w:p/>
     <w:p>
       <w:r>
         <w:t xml:space="preserve">The website wireframes cover the public landing page, community dashboard, </w:t>
@@ -9106,18 +8596,12 @@
     </w:p>
     <w:p/>
     <w:p/>
-    <w:p>
-      <w:pPr>
-        <w:rPr>
-          <w:rFonts w:hint="eastAsia"/>
-        </w:rPr>
-      </w:pPr>
-    </w:p>
+    <w:p/>
     <w:p>
       <w:pPr>
         <w:pStyle w:val="Heading2"/>
       </w:pPr>
-      <w:bookmarkStart w:id="18" w:name="_Toc238384711"/>
+      <w:bookmarkStart w:id="18" w:name="_Toc238387980"/>
       <w:r>
         <w:lastRenderedPageBreak/>
         <w:t>Mobile Application Wireframes</w:t>
@@ -9132,24 +8616,14 @@
       <w:r>
         <w:t xml:space="preserve">Figure </w:t>
       </w:r>
-      <w:r>
-        <w:fldChar w:fldCharType="begin"/>
-      </w:r>
-      <w:r>
-        <w:instrText xml:space="preserve"> SEQ Figure \* ARABIC </w:instrText>
-      </w:r>
-      <w:r>
-        <w:fldChar w:fldCharType="separate"/>
-      </w:r>
-      <w:r>
-        <w:rPr>
-          <w:noProof/>
-        </w:rPr>
-        <w:t>3</w:t>
-      </w:r>
-      <w:r>
-        <w:fldChar w:fldCharType="end"/>
-      </w:r>
+      <w:fldSimple w:instr=" SEQ Figure \* ARABIC ">
+        <w:r>
+          <w:rPr>
+            <w:noProof/>
+          </w:rPr>
+          <w:t>3</w:t>
+        </w:r>
+      </w:fldSimple>
       <w:r>
         <w:t xml:space="preserve">: </w:t>
       </w:r>
@@ -9166,11 +8640,6 @@
       </w:pPr>
     </w:p>
     <w:p>
-      <w:pPr>
-        <w:rPr>
-          <w:rFonts w:hint="eastAsia"/>
-        </w:rPr>
-      </w:pPr>
       <w:r>
         <w:rPr>
           <w:noProof/>
@@ -9222,6 +8691,29 @@
     <w:p>
       <w:r>
         <w:t>The mobile wireframes cover authentication, the community dashboard, incident submission and incident tracking. The Android application is intended to use the same backend/API and database as the website</w:t>
+      </w:r>
+    </w:p>
+    <w:p/>
+    <w:p/>
+    <w:p/>
+    <w:p/>
+    <w:p/>
+    <w:p/>
+    <w:p/>
+    <w:p>
+      <w:pPr>
+        <w:pStyle w:val="Heading1"/>
+      </w:pPr>
+      <w:bookmarkStart w:id="20" w:name="_Toc238387981"/>
+      <w:r>
+        <w:lastRenderedPageBreak/>
+        <w:t>References</w:t>
+      </w:r>
+      <w:bookmarkEnd w:id="20"/>
+    </w:p>
+    <w:p>
+      <w:r>
+        <w:t>https://github.com/ST10157844/SafeZone-SA.git</w:t>
       </w:r>
     </w:p>
     <w:sectPr>
@@ -10443,539 +9935,6 @@
 </w:styles>
 </file>
 
-<file path=word/glossary/document.xml><?xml version="1.0" encoding="utf-8"?>
-<w:glossaryDocument xmlns:wpc="http://schemas.microsoft.com/office/word/2010/wordprocessingCanvas" xmlns:cx="http://schemas.microsoft.com/office/drawing/2014/chartex" xmlns:cx1="http://schemas.microsoft.com/office/drawing/2015/9/8/chartex" xmlns:mc="http://schemas.openxmlformats.org/markup-compatibility/2006" xmlns:o="urn:schemas-microsoft-com:office:office" xmlns:r="http://schemas.openxmlformats.org/officeDocument/2006/relationships" xmlns:m="http://schemas.openxmlformats.org/officeDocument/2006/math" xmlns:v="urn:schemas-microsoft-com:vml" xmlns:wp14="http://schemas.microsoft.com/office/word/2010/wordprocessingDrawing" xmlns:wp="http://schemas.openxmlformats.org/drawingml/2006/wordprocessingDrawing" xmlns:w10="urn:schemas-microsoft-com:office:word" xmlns:w="http://schemas.openxmlformats.org/wordprocessingml/2006/main" xmlns:w14="http://schemas.microsoft.com/office/word/2010/wordml" xmlns:w15="http://schemas.microsoft.com/office/word/2012/wordml" xmlns:w16se="http://schemas.microsoft.com/office/word/2015/wordml/symex" xmlns:wpg="http://schemas.microsoft.com/office/word/2010/wordprocessingGroup" xmlns:wpi="http://schemas.microsoft.com/office/word/2010/wordprocessingInk" xmlns:wne="http://schemas.microsoft.com/office/word/2006/wordml" xmlns:wps="http://schemas.microsoft.com/office/word/2010/wordprocessingShape" mc:Ignorable="w14 w15 w16se wp14"/>
-</file>
-
-<file path=word/glossary/fontTable.xml><?xml version="1.0" encoding="utf-8"?>
-<w:fonts xmlns:mc="http://schemas.openxmlformats.org/markup-compatibility/2006" xmlns:r="http://schemas.openxmlformats.org/officeDocument/2006/relationships" xmlns:w="http://schemas.openxmlformats.org/wordprocessingml/2006/main" xmlns:w14="http://schemas.microsoft.com/office/word/2010/wordml" xmlns:w15="http://schemas.microsoft.com/office/word/2012/wordml" xmlns:w16se="http://schemas.microsoft.com/office/word/2015/wordml/symex" mc:Ignorable="w14 w15 w16se">
-  <w:font w:name="Symbol">
-    <w:panose1 w:val="05050102010706020507"/>
-    <w:charset w:val="02"/>
-    <w:family w:val="roman"/>
-    <w:pitch w:val="variable"/>
-    <w:sig w:usb0="00000000" w:usb1="10000000" w:usb2="00000000" w:usb3="00000000" w:csb0="80000000" w:csb1="00000000"/>
-  </w:font>
-  <w:font w:name="Times New Roman">
-    <w:panose1 w:val="02020603050405020304"/>
-    <w:charset w:val="00"/>
-    <w:family w:val="roman"/>
-    <w:pitch w:val="variable"/>
-    <w:sig w:usb0="E0002EFF" w:usb1="C000785B" w:usb2="00000009" w:usb3="00000000" w:csb0="000001FF" w:csb1="00000000"/>
-  </w:font>
-  <w:font w:name="Courier New">
-    <w:panose1 w:val="02070309020205020404"/>
-    <w:charset w:val="00"/>
-    <w:family w:val="modern"/>
-    <w:pitch w:val="fixed"/>
-    <w:sig w:usb0="E0002EFF" w:usb1="C0007843" w:usb2="00000009" w:usb3="00000000" w:csb0="000001FF" w:csb1="00000000"/>
-  </w:font>
-  <w:font w:name="Wingdings">
-    <w:panose1 w:val="05000000000000000000"/>
-    <w:charset w:val="02"/>
-    <w:family w:val="auto"/>
-    <w:pitch w:val="variable"/>
-    <w:sig w:usb0="00000000" w:usb1="10000000" w:usb2="00000000" w:usb3="00000000" w:csb0="80000000" w:csb1="00000000"/>
-  </w:font>
-  <w:font w:name="Calibri">
-    <w:panose1 w:val="020F0502020204030204"/>
-    <w:charset w:val="00"/>
-    <w:family w:val="swiss"/>
-    <w:pitch w:val="variable"/>
-    <w:sig w:usb0="E4002EFF" w:usb1="C200247B" w:usb2="00000009" w:usb3="00000000" w:csb0="000001FF" w:csb1="00000000"/>
-  </w:font>
-  <w:font w:name="Calibri Light">
-    <w:panose1 w:val="020F0302020204030204"/>
-    <w:charset w:val="00"/>
-    <w:family w:val="swiss"/>
-    <w:pitch w:val="variable"/>
-    <w:sig w:usb0="E4002EFF" w:usb1="C200247B" w:usb2="00000009" w:usb3="00000000" w:csb0="000001FF" w:csb1="00000000"/>
-  </w:font>
-</w:fonts>
-</file>
-
-<file path=word/glossary/settings.xml><?xml version="1.0" encoding="utf-8"?>
-<w:settings xmlns:mc="http://schemas.openxmlformats.org/markup-compatibility/2006" xmlns:o="urn:schemas-microsoft-com:office:office" xmlns:r="http://schemas.openxmlformats.org/officeDocument/2006/relationships" xmlns:m="http://schemas.openxmlformats.org/officeDocument/2006/math" xmlns:v="urn:schemas-microsoft-com:vml" xmlns:w10="urn:schemas-microsoft-com:office:word" xmlns:w="http://schemas.openxmlformats.org/wordprocessingml/2006/main" xmlns:w14="http://schemas.microsoft.com/office/word/2010/wordml" xmlns:w15="http://schemas.microsoft.com/office/word/2012/wordml" xmlns:w16se="http://schemas.microsoft.com/office/word/2015/wordml/symex" xmlns:sl="http://schemas.openxmlformats.org/schemaLibrary/2006/main" mc:Ignorable="w14 w15 w16se">
-  <w:view w:val="normal"/>
-  <w:defaultTabStop w:val="720"/>
-  <w:characterSpacingControl w:val="doNotCompress"/>
-  <w:compat>
-    <w:useFELayout/>
-    <w:compatSetting w:name="compatibilityMode" w:uri="http://schemas.microsoft.com/office/word" w:val="15"/>
-    <w:compatSetting w:name="overrideTableStyleFontSizeAndJustification" w:uri="http://schemas.microsoft.com/office/word" w:val="1"/>
-    <w:compatSetting w:name="enableOpenTypeFeatures" w:uri="http://schemas.microsoft.com/office/word" w:val="1"/>
-    <w:compatSetting w:name="doNotFlipMirrorIndents" w:uri="http://schemas.microsoft.com/office/word" w:val="1"/>
-    <w:compatSetting w:name="differentiateMultirowTableHeaders" w:uri="http://schemas.microsoft.com/office/word" w:val="1"/>
-  </w:compat>
-  <w:rsids>
-    <w:rsidRoot w:val="00703368"/>
-    <w:rsid w:val="00703368"/>
-    <w:rsid w:val="00D76A43"/>
-  </w:rsids>
-  <m:mathPr>
-    <m:mathFont m:val="Cambria Math"/>
-    <m:brkBin m:val="before"/>
-    <m:brkBinSub m:val="--"/>
-    <m:smallFrac m:val="0"/>
-    <m:dispDef/>
-    <m:lMargin m:val="0"/>
-    <m:rMargin m:val="0"/>
-    <m:defJc m:val="centerGroup"/>
-    <m:wrapIndent m:val="1440"/>
-    <m:intLim m:val="subSup"/>
-    <m:naryLim m:val="undOvr"/>
-  </m:mathPr>
-  <w:themeFontLang w:val="en-US"/>
-  <w:clrSchemeMapping w:bg1="light1" w:t1="dark1" w:bg2="light2" w:t2="dark2" w:accent1="accent1" w:accent2="accent2" w:accent3="accent3" w:accent4="accent4" w:accent5="accent5" w:accent6="accent6" w:hyperlink="hyperlink" w:followedHyperlink="followedHyperlink"/>
-  <w:decimalSymbol w:val="."/>
-  <w:listSeparator w:val=","/>
-  <w15:chartTrackingRefBased/>
-</w:settings>
-</file>
-
-<file path=word/glossary/styles.xml><?xml version="1.0" encoding="utf-8"?>
-<w:styles xmlns:mc="http://schemas.openxmlformats.org/markup-compatibility/2006" xmlns:r="http://schemas.openxmlformats.org/officeDocument/2006/relationships" xmlns:w="http://schemas.openxmlformats.org/wordprocessingml/2006/main" xmlns:w14="http://schemas.microsoft.com/office/word/2010/wordml" xmlns:w15="http://schemas.microsoft.com/office/word/2012/wordml" xmlns:w16se="http://schemas.microsoft.com/office/word/2015/wordml/symex" mc:Ignorable="w14 w15 w16se">
-  <w:docDefaults>
-    <w:rPrDefault>
-      <w:rPr>
-        <w:rFonts w:asciiTheme="minorHAnsi" w:eastAsiaTheme="minorEastAsia" w:hAnsiTheme="minorHAnsi" w:cstheme="minorBidi"/>
-        <w:sz w:val="22"/>
-        <w:szCs w:val="22"/>
-        <w:lang w:val="en-US" w:eastAsia="en-US" w:bidi="ar-SA"/>
-      </w:rPr>
-    </w:rPrDefault>
-    <w:pPrDefault>
-      <w:pPr>
-        <w:spacing w:after="160" w:line="259" w:lineRule="auto"/>
-      </w:pPr>
-    </w:pPrDefault>
-  </w:docDefaults>
-  <w:latentStyles w:defLockedState="0" w:defUIPriority="99" w:defSemiHidden="0" w:defUnhideWhenUsed="0" w:defQFormat="0" w:count="371">
-    <w:lsdException w:name="Normal" w:uiPriority="0" w:qFormat="1"/>
-    <w:lsdException w:name="heading 1" w:uiPriority="9" w:qFormat="1"/>
-    <w:lsdException w:name="heading 2" w:semiHidden="1" w:uiPriority="9" w:unhideWhenUsed="1" w:qFormat="1"/>
-    <w:lsdException w:name="heading 3" w:semiHidden="1" w:uiPriority="9" w:unhideWhenUsed="1" w:qFormat="1"/>
-    <w:lsdException w:name="heading 4" w:semiHidden="1" w:uiPriority="9" w:unhideWhenUsed="1" w:qFormat="1"/>
-    <w:lsdException w:name="heading 5" w:semiHidden="1" w:uiPriority="9" w:unhideWhenUsed="1" w:qFormat="1"/>
-    <w:lsdException w:name="heading 6" w:semiHidden="1" w:uiPriority="9" w:unhideWhenUsed="1" w:qFormat="1"/>
-    <w:lsdException w:name="heading 7" w:semiHidden="1" w:uiPriority="9" w:unhideWhenUsed="1" w:qFormat="1"/>
-    <w:lsdException w:name="heading 8" w:semiHidden="1" w:uiPriority="9" w:unhideWhenUsed="1" w:qFormat="1"/>
-    <w:lsdException w:name="heading 9" w:semiHidden="1" w:uiPriority="9" w:unhideWhenUsed="1" w:qFormat="1"/>
-    <w:lsdException w:name="index 1" w:semiHidden="1" w:unhideWhenUsed="1"/>
-    <w:lsdException w:name="index 2" w:semiHidden="1" w:unhideWhenUsed="1"/>
-    <w:lsdException w:name="index 3" w:semiHidden="1" w:unhideWhenUsed="1"/>
-    <w:lsdException w:name="index 4" w:semiHidden="1" w:unhideWhenUsed="1"/>
-    <w:lsdException w:name="index 5" w:semiHidden="1" w:unhideWhenUsed="1"/>
-    <w:lsdException w:name="index 6" w:semiHidden="1" w:unhideWhenUsed="1"/>
-    <w:lsdException w:name="index 7" w:semiHidden="1" w:unhideWhenUsed="1"/>
-    <w:lsdException w:name="index 8" w:semiHidden="1" w:unhideWhenUsed="1"/>
-    <w:lsdException w:name="index 9" w:semiHidden="1" w:unhideWhenUsed="1"/>
-    <w:lsdException w:name="toc 1" w:semiHidden="1" w:uiPriority="39" w:unhideWhenUsed="1"/>
-    <w:lsdException w:name="toc 2" w:semiHidden="1" w:uiPriority="39" w:unhideWhenUsed="1"/>
-    <w:lsdException w:name="toc 3" w:semiHidden="1" w:uiPriority="39" w:unhideWhenUsed="1"/>
-    <w:lsdException w:name="toc 4" w:semiHidden="1" w:uiPriority="39" w:unhideWhenUsed="1"/>
-    <w:lsdException w:name="toc 5" w:semiHidden="1" w:uiPriority="39" w:unhideWhenUsed="1"/>
-    <w:lsdException w:name="toc 6" w:semiHidden="1" w:uiPriority="39" w:unhideWhenUsed="1"/>
-    <w:lsdException w:name="toc 7" w:semiHidden="1" w:uiPriority="39" w:unhideWhenUsed="1"/>
-    <w:lsdException w:name="toc 8" w:semiHidden="1" w:uiPriority="39" w:unhideWhenUsed="1"/>
-    <w:lsdException w:name="toc 9" w:semiHidden="1" w:uiPriority="39" w:unhideWhenUsed="1"/>
-    <w:lsdException w:name="Normal Indent" w:semiHidden="1" w:unhideWhenUsed="1"/>
-    <w:lsdException w:name="footnote text" w:semiHidden="1" w:unhideWhenUsed="1"/>
-    <w:lsdException w:name="annotation text" w:semiHidden="1" w:unhideWhenUsed="1"/>
-    <w:lsdException w:name="header" w:semiHidden="1" w:unhideWhenUsed="1"/>
-    <w:lsdException w:name="footer" w:semiHidden="1" w:unhideWhenUsed="1"/>
-    <w:lsdException w:name="index heading" w:semiHidden="1" w:unhideWhenUsed="1"/>
-    <w:lsdException w:name="caption" w:semiHidden="1" w:uiPriority="35" w:unhideWhenUsed="1" w:qFormat="1"/>
-    <w:lsdException w:name="table of figures" w:semiHidden="1" w:unhideWhenUsed="1"/>
-    <w:lsdException w:name="envelope address" w:semiHidden="1" w:unhideWhenUsed="1"/>
-    <w:lsdException w:name="envelope return" w:semiHidden="1" w:unhideWhenUsed="1"/>
-    <w:lsdException w:name="footnote reference" w:semiHidden="1" w:unhideWhenUsed="1"/>
-    <w:lsdException w:name="annotation reference" w:semiHidden="1" w:unhideWhenUsed="1"/>
-    <w:lsdException w:name="line number" w:semiHidden="1" w:unhideWhenUsed="1"/>
-    <w:lsdException w:name="page number" w:semiHidden="1" w:unhideWhenUsed="1"/>
-    <w:lsdException w:name="endnote reference" w:semiHidden="1" w:unhideWhenUsed="1"/>
-    <w:lsdException w:name="endnote text" w:semiHidden="1" w:unhideWhenUsed="1"/>
-    <w:lsdException w:name="table of authorities" w:semiHidden="1" w:unhideWhenUsed="1"/>
-    <w:lsdException w:name="macro" w:semiHidden="1" w:unhideWhenUsed="1"/>
-    <w:lsdException w:name="toa heading" w:semiHidden="1" w:unhideWhenUsed="1"/>
-    <w:lsdException w:name="List" w:semiHidden="1" w:unhideWhenUsed="1"/>
-    <w:lsdException w:name="List Bullet" w:semiHidden="1" w:unhideWhenUsed="1"/>
-    <w:lsdException w:name="List Number" w:semiHidden="1" w:unhideWhenUsed="1"/>
-    <w:lsdException w:name="List 2" w:semiHidden="1" w:unhideWhenUsed="1"/>
-    <w:lsdException w:name="List 3" w:semiHidden="1" w:unhideWhenUsed="1"/>
-    <w:lsdException w:name="List 4" w:semiHidden="1" w:unhideWhenUsed="1"/>
-    <w:lsdException w:name="List 5" w:semiHidden="1" w:unhideWhenUsed="1"/>
-    <w:lsdException w:name="List Bullet 2" w:semiHidden="1" w:unhideWhenUsed="1"/>
-    <w:lsdException w:name="List Bullet 3" w:semiHidden="1" w:unhideWhenUsed="1"/>
-    <w:lsdException w:name="List Bullet 4" w:semiHidden="1" w:unhideWhenUsed="1"/>
-    <w:lsdException w:name="List Bullet 5" w:semiHidden="1" w:unhideWhenUsed="1"/>
-    <w:lsdException w:name="List Number 2" w:semiHidden="1" w:unhideWhenUsed="1"/>
-    <w:lsdException w:name="List Number 3" w:semiHidden="1" w:unhideWhenUsed="1"/>
-    <w:lsdException w:name="List Number 4" w:semiHidden="1" w:unhideWhenUsed="1"/>
-    <w:lsdException w:name="List Number 5" w:semiHidden="1" w:unhideWhenUsed="1"/>
-    <w:lsdException w:name="Title" w:uiPriority="10" w:qFormat="1"/>
-    <w:lsdException w:name="Closing" w:semiHidden="1" w:unhideWhenUsed="1"/>
-    <w:lsdException w:name="Signature" w:semiHidden="1" w:unhideWhenUsed="1"/>
-    <w:lsdException w:name="Default Paragraph Font" w:semiHidden="1" w:uiPriority="1" w:unhideWhenUsed="1"/>
-    <w:lsdException w:name="Body Text" w:semiHidden="1" w:unhideWhenUsed="1"/>
-    <w:lsdException w:name="Body Text Indent" w:semiHidden="1" w:unhideWhenUsed="1"/>
-    <w:lsdException w:name="List Continue" w:semiHidden="1" w:unhideWhenUsed="1"/>
-    <w:lsdException w:name="List Continue 2" w:semiHidden="1" w:unhideWhenUsed="1"/>
-    <w:lsdException w:name="List Continue 3" w:semiHidden="1" w:unhideWhenUsed="1"/>
-    <w:lsdException w:name="List Continue 4" w:semiHidden="1" w:unhideWhenUsed="1"/>
-    <w:lsdException w:name="List Continue 5" w:semiHidden="1" w:unhideWhenUsed="1"/>
-    <w:lsdException w:name="Message Header" w:semiHidden="1" w:unhideWhenUsed="1"/>
-    <w:lsdException w:name="Subtitle" w:uiPriority="11" w:qFormat="1"/>
-    <w:lsdException w:name="Salutation" w:semiHidden="1" w:unhideWhenUsed="1"/>
-    <w:lsdException w:name="Date" w:semiHidden="1" w:unhideWhenUsed="1"/>
-    <w:lsdException w:name="Body Text First Indent" w:semiHidden="1" w:unhideWhenUsed="1"/>
-    <w:lsdException w:name="Body Text First Indent 2" w:semiHidden="1" w:unhideWhenUsed="1"/>
-    <w:lsdException w:name="Note Heading" w:semiHidden="1" w:unhideWhenUsed="1"/>
-    <w:lsdException w:name="Body Text 2" w:semiHidden="1" w:unhideWhenUsed="1"/>
-    <w:lsdException w:name="Body Text 3" w:semiHidden="1" w:unhideWhenUsed="1"/>
-    <w:lsdException w:name="Body Text Indent 2" w:semiHidden="1" w:unhideWhenUsed="1"/>
-    <w:lsdException w:name="Body Text Indent 3" w:semiHidden="1" w:unhideWhenUsed="1"/>
-    <w:lsdException w:name="Block Text" w:semiHidden="1" w:unhideWhenUsed="1"/>
-    <w:lsdException w:name="Hyperlink" w:semiHidden="1" w:unhideWhenUsed="1"/>
-    <w:lsdException w:name="FollowedHyperlink" w:semiHidden="1" w:unhideWhenUsed="1"/>
-    <w:lsdException w:name="Strong" w:uiPriority="22" w:qFormat="1"/>
-    <w:lsdException w:name="Emphasis" w:uiPriority="20" w:qFormat="1"/>
-    <w:lsdException w:name="Document Map" w:semiHidden="1" w:unhideWhenUsed="1"/>
-    <w:lsdException w:name="Plain Text" w:semiHidden="1" w:unhideWhenUsed="1"/>
-    <w:lsdException w:name="E-mail Signature" w:semiHidden="1" w:unhideWhenUsed="1"/>
-    <w:lsdException w:name="HTML Top of Form" w:semiHidden="1" w:unhideWhenUsed="1"/>
-    <w:lsdException w:name="HTML Bottom of Form" w:semiHidden="1" w:unhideWhenUsed="1"/>
-    <w:lsdException w:name="Normal (Web)" w:semiHidden="1" w:unhideWhenUsed="1"/>
-    <w:lsdException w:name="HTML Acronym" w:semiHidden="1" w:unhideWhenUsed="1"/>
-    <w:lsdException w:name="HTML Address" w:semiHidden="1" w:unhideWhenUsed="1"/>
-    <w:lsdException w:name="HTML Cite" w:semiHidden="1" w:unhideWhenUsed="1"/>
-    <w:lsdException w:name="HTML Code" w:semiHidden="1" w:unhideWhenUsed="1"/>
-    <w:lsdException w:name="HTML Definition" w:semiHidden="1" w:unhideWhenUsed="1"/>
-    <w:lsdException w:name="HTML Keyboard" w:semiHidden="1" w:unhideWhenUsed="1"/>
-    <w:lsdException w:name="HTML Preformatted" w:semiHidden="1" w:unhideWhenUsed="1"/>
-    <w:lsdException w:name="HTML Sample" w:semiHidden="1" w:unhideWhenUsed="1"/>
-    <w:lsdException w:name="HTML Typewriter" w:semiHidden="1" w:unhideWhenUsed="1"/>
-    <w:lsdException w:name="HTML Variable" w:semiHidden="1" w:unhideWhenUsed="1"/>
-    <w:lsdException w:name="Normal Table" w:semiHidden="1" w:unhideWhenUsed="1"/>
-    <w:lsdException w:name="annotation subject" w:semiHidden="1" w:unhideWhenUsed="1"/>
-    <w:lsdException w:name="No List" w:semiHidden="1" w:unhideWhenUsed="1"/>
-    <w:lsdException w:name="Outline List 1" w:semiHidden="1" w:unhideWhenUsed="1"/>
-    <w:lsdException w:name="Outline List 2" w:semiHidden="1" w:unhideWhenUsed="1"/>
-    <w:lsdException w:name="Outline List 3" w:semiHidden="1" w:unhideWhenUsed="1"/>
-    <w:lsdException w:name="Table Simple 1" w:semiHidden="1" w:unhideWhenUsed="1"/>
-    <w:lsdException w:name="Table Simple 2" w:semiHidden="1" w:unhideWhenUsed="1"/>
-    <w:lsdException w:name="Table Simple 3" w:semiHidden="1" w:unhideWhenUsed="1"/>
-    <w:lsdException w:name="Table Classic 1" w:semiHidden="1" w:unhideWhenUsed="1"/>
-    <w:lsdException w:name="Table Classic 2" w:semiHidden="1" w:unhideWhenUsed="1"/>
-    <w:lsdException w:name="Table Classic 3" w:semiHidden="1" w:unhideWhenUsed="1"/>
-    <w:lsdException w:name="Table Classic 4" w:semiHidden="1" w:unhideWhenUsed="1"/>
-    <w:lsdException w:name="Table Colorful 1" w:semiHidden="1" w:unhideWhenUsed="1"/>
-    <w:lsdException w:name="Table Colorful 2" w:semiHidden="1" w:unhideWhenUsed="1"/>
-    <w:lsdException w:name="Table Colorful 3" w:semiHidden="1" w:unhideWhenUsed="1"/>
-    <w:lsdException w:name="Table Columns 1" w:semiHidden="1" w:unhideWhenUsed="1"/>
-    <w:lsdException w:name="Table Columns 2" w:semiHidden="1" w:unhideWhenUsed="1"/>
-    <w:lsdException w:name="Table Columns 3" w:semiHidden="1" w:unhideWhenUsed="1"/>
-    <w:lsdException w:name="Table Columns 4" w:semiHidden="1" w:unhideWhenUsed="1"/>
-    <w:lsdException w:name="Table Columns 5" w:semiHidden="1" w:unhideWhenUsed="1"/>
-    <w:lsdException w:name="Table Grid 1" w:semiHidden="1" w:unhideWhenUsed="1"/>
-    <w:lsdException w:name="Table Grid 2" w:semiHidden="1" w:unhideWhenUsed="1"/>
-    <w:lsdException w:name="Table Grid 3" w:semiHidden="1" w:unhideWhenUsed="1"/>
-    <w:lsdException w:name="Table Grid 4" w:semiHidden="1" w:unhideWhenUsed="1"/>
-    <w:lsdException w:name="Table Grid 5" w:semiHidden="1" w:unhideWhenUsed="1"/>
-    <w:lsdException w:name="Table Grid 6" w:semiHidden="1" w:unhideWhenUsed="1"/>
-    <w:lsdException w:name="Table Grid 7" w:semiHidden="1" w:unhideWhenUsed="1"/>
-    <w:lsdException w:name="Table Grid 8" w:semiHidden="1" w:unhideWhenUsed="1"/>
-    <w:lsdException w:name="Table List 1" w:semiHidden="1" w:unhideWhenUsed="1"/>
-    <w:lsdException w:name="Table List 2" w:semiHidden="1" w:unhideWhenUsed="1"/>
-    <w:lsdException w:name="Table List 3" w:semiHidden="1" w:unhideWhenUsed="1"/>
-    <w:lsdException w:name="Table List 4" w:semiHidden="1" w:unhideWhenUsed="1"/>
-    <w:lsdException w:name="Table List 5" w:semiHidden="1" w:unhideWhenUsed="1"/>
-    <w:lsdException w:name="Table List 6" w:semiHidden="1" w:unhideWhenUsed="1"/>
-    <w:lsdException w:name="Table List 7" w:semiHidden="1" w:unhideWhenUsed="1"/>
-    <w:lsdException w:name="Table List 8" w:semiHidden="1" w:unhideWhenUsed="1"/>
-    <w:lsdException w:name="Table 3D effects 1" w:semiHidden="1" w:unhideWhenUsed="1"/>
-    <w:lsdException w:name="Table 3D effects 2" w:semiHidden="1" w:unhideWhenUsed="1"/>
-    <w:lsdException w:name="Table 3D effects 3" w:semiHidden="1" w:unhideWhenUsed="1"/>
-    <w:lsdException w:name="Table Contemporary" w:semiHidden="1" w:unhideWhenUsed="1"/>
-    <w:lsdException w:name="Table Elegant" w:semiHidden="1" w:unhideWhenUsed="1"/>
-    <w:lsdException w:name="Table Professional" w:semiHidden="1" w:unhideWhenUsed="1"/>
-    <w:lsdException w:name="Table Subtle 1" w:semiHidden="1" w:unhideWhenUsed="1"/>
-    <w:lsdException w:name="Table Subtle 2" w:semiHidden="1" w:unhideWhenUsed="1"/>
-    <w:lsdException w:name="Table Web 1" w:semiHidden="1" w:unhideWhenUsed="1"/>
-    <w:lsdException w:name="Table Web 2" w:semiHidden="1" w:unhideWhenUsed="1"/>
-    <w:lsdException w:name="Table Web 3" w:semiHidden="1" w:unhideWhenUsed="1"/>
-    <w:lsdException w:name="Balloon Text" w:semiHidden="1" w:unhideWhenUsed="1"/>
-    <w:lsdException w:name="Table Grid" w:uiPriority="39"/>
-    <w:lsdException w:name="Table Theme" w:semiHidden="1" w:unhideWhenUsed="1"/>
-    <w:lsdException w:name="Placeholder Text" w:semiHidden="1"/>
-    <w:lsdException w:name="No Spacing" w:uiPriority="1" w:qFormat="1"/>
-    <w:lsdException w:name="Light Shading" w:uiPriority="60"/>
-    <w:lsdException w:name="Light List" w:uiPriority="61"/>
-    <w:lsdException w:name="Light Grid" w:uiPriority="62"/>
-    <w:lsdException w:name="Medium Shading 1" w:uiPriority="63"/>
-    <w:lsdException w:name="Medium Shading 2" w:uiPriority="64"/>
-    <w:lsdException w:name="Medium List 1" w:uiPriority="65"/>
-    <w:lsdException w:name="Medium List 2" w:uiPriority="66"/>
-    <w:lsdException w:name="Medium Grid 1" w:uiPriority="67"/>
-    <w:lsdException w:name="Medium Grid 2" w:uiPriority="68"/>
-    <w:lsdException w:name="Medium Grid 3" w:uiPriority="69"/>
-    <w:lsdException w:name="Dark List" w:uiPriority="70"/>
-    <w:lsdException w:name="Colorful Shading" w:uiPriority="71"/>
-    <w:lsdException w:name="Colorful List" w:uiPriority="72"/>
-    <w:lsdException w:name="Colorful Grid" w:uiPriority="73"/>
-    <w:lsdException w:name="Light Shading Accent 1" w:uiPriority="60"/>
-    <w:lsdException w:name="Light List Accent 1" w:uiPriority="61"/>
-    <w:lsdException w:name="Light Grid Accent 1" w:uiPriority="62"/>
-    <w:lsdException w:name="Medium Shading 1 Accent 1" w:uiPriority="63"/>
-    <w:lsdException w:name="Medium Shading 2 Accent 1" w:uiPriority="64"/>
-    <w:lsdException w:name="Medium List 1 Accent 1" w:uiPriority="65"/>
-    <w:lsdException w:name="Revision" w:semiHidden="1"/>
-    <w:lsdException w:name="List Paragraph" w:uiPriority="34" w:qFormat="1"/>
-    <w:lsdException w:name="Quote" w:uiPriority="29" w:qFormat="1"/>
-    <w:lsdException w:name="Intense Quote" w:uiPriority="30" w:qFormat="1"/>
-    <w:lsdException w:name="Medium List 2 Accent 1" w:uiPriority="66"/>
-    <w:lsdException w:name="Medium Grid 1 Accent 1" w:uiPriority="67"/>
-    <w:lsdException w:name="Medium Grid 2 Accent 1" w:uiPriority="68"/>
-    <w:lsdException w:name="Medium Grid 3 Accent 1" w:uiPriority="69"/>
-    <w:lsdException w:name="Dark List Accent 1" w:uiPriority="70"/>
-    <w:lsdException w:name="Colorful Shading Accent 1" w:uiPriority="71"/>
-    <w:lsdException w:name="Colorful List Accent 1" w:uiPriority="72"/>
-    <w:lsdException w:name="Colorful Grid Accent 1" w:uiPriority="73"/>
-    <w:lsdException w:name="Light Shading Accent 2" w:uiPriority="60"/>
-    <w:lsdException w:name="Light List Accent 2" w:uiPriority="61"/>
-    <w:lsdException w:name="Light Grid Accent 2" w:uiPriority="62"/>
-    <w:lsdException w:name="Medium Shading 1 Accent 2" w:uiPriority="63"/>
-    <w:lsdException w:name="Medium Shading 2 Accent 2" w:uiPriority="64"/>
-    <w:lsdException w:name="Medium List 1 Accent 2" w:uiPriority="65"/>
-    <w:lsdException w:name="Medium List 2 Accent 2" w:uiPriority="66"/>
-    <w:lsdException w:name="Medium Grid 1 Accent 2" w:uiPriority="67"/>
-    <w:lsdException w:name="Medium Grid 2 Accent 2" w:uiPriority="68"/>
-    <w:lsdException w:name="Medium Grid 3 Accent 2" w:uiPriority="69"/>
-    <w:lsdException w:name="Dark List Accent 2" w:uiPriority="70"/>
-    <w:lsdException w:name="Colorful Shading Accent 2" w:uiPriority="71"/>
-    <w:lsdException w:name="Colorful List Accent 2" w:uiPriority="72"/>
-    <w:lsdException w:name="Colorful Grid Accent 2" w:uiPriority="73"/>
-    <w:lsdException w:name="Light Shading Accent 3" w:uiPriority="60"/>
-    <w:lsdException w:name="Light List Accent 3" w:uiPriority="61"/>
-    <w:lsdException w:name="Light Grid Accent 3" w:uiPriority="62"/>
-    <w:lsdException w:name="Medium Shading 1 Accent 3" w:uiPriority="63"/>
-    <w:lsdException w:name="Medium Shading 2 Accent 3" w:uiPriority="64"/>
-    <w:lsdException w:name="Medium List 1 Accent 3" w:uiPriority="65"/>
-    <w:lsdException w:name="Medium List 2 Accent 3" w:uiPriority="66"/>
-    <w:lsdException w:name="Medium Grid 1 Accent 3" w:uiPriority="67"/>
-    <w:lsdException w:name="Medium Grid 2 Accent 3" w:uiPriority="68"/>
-    <w:lsdException w:name="Medium Grid 3 Accent 3" w:uiPriority="69"/>
-    <w:lsdException w:name="Dark List Accent 3" w:uiPriority="70"/>
-    <w:lsdException w:name="Colorful Shading Accent 3" w:uiPriority="71"/>
-    <w:lsdException w:name="Colorful List Accent 3" w:uiPriority="72"/>
-    <w:lsdException w:name="Colorful Grid Accent 3" w:uiPriority="73"/>
-    <w:lsdException w:name="Light Shading Accent 4" w:uiPriority="60"/>
-    <w:lsdException w:name="Light List Accent 4" w:uiPriority="61"/>
-    <w:lsdException w:name="Light Grid Accent 4" w:uiPriority="62"/>
-    <w:lsdException w:name="Medium Shading 1 Accent 4" w:uiPriority="63"/>
-    <w:lsdException w:name="Medium Shading 2 Accent 4" w:uiPriority="64"/>
-    <w:lsdException w:name="Medium List 1 Accent 4" w:uiPriority="65"/>
-    <w:lsdException w:name="Medium List 2 Accent 4" w:uiPriority="66"/>
-    <w:lsdException w:name="Medium Grid 1 Accent 4" w:uiPriority="67"/>
-    <w:lsdException w:name="Medium Grid 2 Accent 4" w:uiPriority="68"/>
-    <w:lsdException w:name="Medium Grid 3 Accent 4" w:uiPriority="69"/>
-    <w:lsdException w:name="Dark List Accent 4" w:uiPriority="70"/>
-    <w:lsdException w:name="Colorful Shading Accent 4" w:uiPriority="71"/>
-    <w:lsdException w:name="Colorful List Accent 4" w:uiPriority="72"/>
-    <w:lsdException w:name="Colorful Grid Accent 4" w:uiPriority="73"/>
-    <w:lsdException w:name="Light Shading Accent 5" w:uiPriority="60"/>
-    <w:lsdException w:name="Light List Accent 5" w:uiPriority="61"/>
-    <w:lsdException w:name="Light Grid Accent 5" w:uiPriority="62"/>
-    <w:lsdException w:name="Medium Shading 1 Accent 5" w:uiPriority="63"/>
-    <w:lsdException w:name="Medium Shading 2 Accent 5" w:uiPriority="64"/>
-    <w:lsdException w:name="Medium List 1 Accent 5" w:uiPriority="65"/>
-    <w:lsdException w:name="Medium List 2 Accent 5" w:uiPriority="66"/>
-    <w:lsdException w:name="Medium Grid 1 Accent 5" w:uiPriority="67"/>
-    <w:lsdException w:name="Medium Grid 2 Accent 5" w:uiPriority="68"/>
-    <w:lsdException w:name="Medium Grid 3 Accent 5" w:uiPriority="69"/>
-    <w:lsdException w:name="Dark List Accent 5" w:uiPriority="70"/>
-    <w:lsdException w:name="Colorful Shading Accent 5" w:uiPriority="71"/>
-    <w:lsdException w:name="Colorful List Accent 5" w:uiPriority="72"/>
-    <w:lsdException w:name="Colorful Grid Accent 5" w:uiPriority="73"/>
-    <w:lsdException w:name="Light Shading Accent 6" w:uiPriority="60"/>
-    <w:lsdException w:name="Light List Accent 6" w:uiPriority="61"/>
-    <w:lsdException w:name="Light Grid Accent 6" w:uiPriority="62"/>
-    <w:lsdException w:name="Medium Shading 1 Accent 6" w:uiPriority="63"/>
-    <w:lsdException w:name="Medium Shading 2 Accent 6" w:uiPriority="64"/>
-    <w:lsdException w:name="Medium List 1 Accent 6" w:uiPriority="65"/>
-    <w:lsdException w:name="Medium List 2 Accent 6" w:uiPriority="66"/>
-    <w:lsdException w:name="Medium Grid 1 Accent 6" w:uiPriority="67"/>
-    <w:lsdException w:name="Medium Grid 2 Accent 6" w:uiPriority="68"/>
-    <w:lsdException w:name="Medium Grid 3 Accent 6" w:uiPriority="69"/>
-    <w:lsdException w:name="Dark List Accent 6" w:uiPriority="70"/>
-    <w:lsdException w:name="Colorful Shading Accent 6" w:uiPriority="71"/>
-    <w:lsdException w:name="Colorful List Accent 6" w:uiPriority="72"/>
-    <w:lsdException w:name="Colorful Grid Accent 6" w:uiPriority="73"/>
-    <w:lsdException w:name="Subtle Emphasis" w:uiPriority="19" w:qFormat="1"/>
-    <w:lsdException w:name="Intense Emphasis" w:uiPriority="21" w:qFormat="1"/>
-    <w:lsdException w:name="Subtle Reference" w:uiPriority="31" w:qFormat="1"/>
-    <w:lsdException w:name="Intense Reference" w:uiPriority="32" w:qFormat="1"/>
-    <w:lsdException w:name="Book Title" w:uiPriority="33" w:qFormat="1"/>
-    <w:lsdException w:name="Bibliography" w:semiHidden="1" w:uiPriority="37" w:unhideWhenUsed="1"/>
-    <w:lsdException w:name="TOC Heading" w:semiHidden="1" w:uiPriority="39" w:unhideWhenUsed="1" w:qFormat="1"/>
-    <w:lsdException w:name="Plain Table 1" w:uiPriority="41"/>
-    <w:lsdException w:name="Plain Table 2" w:uiPriority="42"/>
-    <w:lsdException w:name="Plain Table 3" w:uiPriority="43"/>
-    <w:lsdException w:name="Plain Table 4" w:uiPriority="44"/>
-    <w:lsdException w:name="Plain Table 5" w:uiPriority="45"/>
-    <w:lsdException w:name="Grid Table Light" w:uiPriority="40"/>
-    <w:lsdException w:name="Grid Table 1 Light" w:uiPriority="46"/>
-    <w:lsdException w:name="Grid Table 2" w:uiPriority="47"/>
-    <w:lsdException w:name="Grid Table 3" w:uiPriority="48"/>
-    <w:lsdException w:name="Grid Table 4" w:uiPriority="49"/>
-    <w:lsdException w:name="Grid Table 5 Dark" w:uiPriority="50"/>
-    <w:lsdException w:name="Grid Table 6 Colorful" w:uiPriority="51"/>
-    <w:lsdException w:name="Grid Table 7 Colorful" w:uiPriority="52"/>
-    <w:lsdException w:name="Grid Table 1 Light Accent 1" w:uiPriority="46"/>
-    <w:lsdException w:name="Grid Table 2 Accent 1" w:uiPriority="47"/>
-    <w:lsdException w:name="Grid Table 3 Accent 1" w:uiPriority="48"/>
-    <w:lsdException w:name="Grid Table 4 Accent 1" w:uiPriority="49"/>
-    <w:lsdException w:name="Grid Table 5 Dark Accent 1" w:uiPriority="50"/>
-    <w:lsdException w:name="Grid Table 6 Colorful Accent 1" w:uiPriority="51"/>
-    <w:lsdException w:name="Grid Table 7 Colorful Accent 1" w:uiPriority="52"/>
-    <w:lsdException w:name="Grid Table 1 Light Accent 2" w:uiPriority="46"/>
-    <w:lsdException w:name="Grid Table 2 Accent 2" w:uiPriority="47"/>
-    <w:lsdException w:name="Grid Table 3 Accent 2" w:uiPriority="48"/>
-    <w:lsdException w:name="Grid Table 4 Accent 2" w:uiPriority="49"/>
-    <w:lsdException w:name="Grid Table 5 Dark Accent 2" w:uiPriority="50"/>
-    <w:lsdException w:name="Grid Table 6 Colorful Accent 2" w:uiPriority="51"/>
-    <w:lsdException w:name="Grid Table 7 Colorful Accent 2" w:uiPriority="52"/>
-    <w:lsdException w:name="Grid Table 1 Light Accent 3" w:uiPriority="46"/>
-    <w:lsdException w:name="Grid Table 2 Accent 3" w:uiPriority="47"/>
-    <w:lsdException w:name="Grid Table 3 Accent 3" w:uiPriority="48"/>
-    <w:lsdException w:name="Grid Table 4 Accent 3" w:uiPriority="49"/>
-    <w:lsdException w:name="Grid Table 5 Dark Accent 3" w:uiPriority="50"/>
-    <w:lsdException w:name="Grid Table 6 Colorful Accent 3" w:uiPriority="51"/>
-    <w:lsdException w:name="Grid Table 7 Colorful Accent 3" w:uiPriority="52"/>
-    <w:lsdException w:name="Grid Table 1 Light Accent 4" w:uiPriority="46"/>
-    <w:lsdException w:name="Grid Table 2 Accent 4" w:uiPriority="47"/>
-    <w:lsdException w:name="Grid Table 3 Accent 4" w:uiPriority="48"/>
-    <w:lsdException w:name="Grid Table 4 Accent 4" w:uiPriority="49"/>
-    <w:lsdException w:name="Grid Table 5 Dark Accent 4" w:uiPriority="50"/>
-    <w:lsdException w:name="Grid Table 6 Colorful Accent 4" w:uiPriority="51"/>
-    <w:lsdException w:name="Grid Table 7 Colorful Accent 4" w:uiPriority="52"/>
-    <w:lsdException w:name="Grid Table 1 Light Accent 5" w:uiPriority="46"/>
-    <w:lsdException w:name="Grid Table 2 Accent 5" w:uiPriority="47"/>
-    <w:lsdException w:name="Grid Table 3 Accent 5" w:uiPriority="48"/>
-    <w:lsdException w:name="Grid Table 4 Accent 5" w:uiPriority="49"/>
-    <w:lsdException w:name="Grid Table 5 Dark Accent 5" w:uiPriority="50"/>
-    <w:lsdException w:name="Grid Table 6 Colorful Accent 5" w:uiPriority="51"/>
-    <w:lsdException w:name="Grid Table 7 Colorful Accent 5" w:uiPriority="52"/>
-    <w:lsdException w:name="Grid Table 1 Light Accent 6" w:uiPriority="46"/>
-    <w:lsdException w:name="Grid Table 2 Accent 6" w:uiPriority="47"/>
-    <w:lsdException w:name="Grid Table 3 Accent 6" w:uiPriority="48"/>
-    <w:lsdException w:name="Grid Table 4 Accent 6" w:uiPriority="49"/>
-    <w:lsdException w:name="Grid Table 5 Dark Accent 6" w:uiPriority="50"/>
-    <w:lsdException w:name="Grid Table 6 Colorful Accent 6" w:uiPriority="51"/>
-    <w:lsdException w:name="Grid Table 7 Colorful Accent 6" w:uiPriority="52"/>
-    <w:lsdException w:name="List Table 1 Light" w:uiPriority="46"/>
-    <w:lsdException w:name="List Table 2" w:uiPriority="47"/>
-    <w:lsdException w:name="List Table 3" w:uiPriority="48"/>
-    <w:lsdException w:name="List Table 4" w:uiPriority="49"/>
-    <w:lsdException w:name="List Table 5 Dark" w:uiPriority="50"/>
-    <w:lsdException w:name="List Table 6 Colorful" w:uiPriority="51"/>
-    <w:lsdException w:name="List Table 7 Colorful" w:uiPriority="52"/>
-    <w:lsdException w:name="List Table 1 Light Accent 1" w:uiPriority="46"/>
-    <w:lsdException w:name="List Table 2 Accent 1" w:uiPriority="47"/>
-    <w:lsdException w:name="List Table 3 Accent 1" w:uiPriority="48"/>
-    <w:lsdException w:name="List Table 4 Accent 1" w:uiPriority="49"/>
-    <w:lsdException w:name="List Table 5 Dark Accent 1" w:uiPriority="50"/>
-    <w:lsdException w:name="List Table 6 Colorful Accent 1" w:uiPriority="51"/>
-    <w:lsdException w:name="List Table 7 Colorful Accent 1" w:uiPriority="52"/>
-    <w:lsdException w:name="List Table 1 Light Accent 2" w:uiPriority="46"/>
-    <w:lsdException w:name="List Table 2 Accent 2" w:uiPriority="47"/>
-    <w:lsdException w:name="List Table 3 Accent 2" w:uiPriority="48"/>
-    <w:lsdException w:name="List Table 4 Accent 2" w:uiPriority="49"/>
-    <w:lsdException w:name="List Table 5 Dark Accent 2" w:uiPriority="50"/>
-    <w:lsdException w:name="List Table 6 Colorful Accent 2" w:uiPriority="51"/>
-    <w:lsdException w:name="List Table 7 Colorful Accent 2" w:uiPriority="52"/>
-    <w:lsdException w:name="List Table 1 Light Accent 3" w:uiPriority="46"/>
-    <w:lsdException w:name="List Table 2 Accent 3" w:uiPriority="47"/>
-    <w:lsdException w:name="List Table 3 Accent 3" w:uiPriority="48"/>
-    <w:lsdException w:name="List Table 4 Accent 3" w:uiPriority="49"/>
-    <w:lsdException w:name="List Table 5 Dark Accent 3" w:uiPriority="50"/>
-    <w:lsdException w:name="List Table 6 Colorful Accent 3" w:uiPriority="51"/>
-    <w:lsdException w:name="List Table 7 Colorful Accent 3" w:uiPriority="52"/>
-    <w:lsdException w:name="List Table 1 Light Accent 4" w:uiPriority="46"/>
-    <w:lsdException w:name="List Table 2 Accent 4" w:uiPriority="47"/>
-    <w:lsdException w:name="List Table 3 Accent 4" w:uiPriority="48"/>
-    <w:lsdException w:name="List Table 4 Accent 4" w:uiPriority="49"/>
-    <w:lsdException w:name="List Table 5 Dark Accent 4" w:uiPriority="50"/>
-    <w:lsdException w:name="List Table 6 Colorful Accent 4" w:uiPriority="51"/>
-    <w:lsdException w:name="List Table 7 Colorful Accent 4" w:uiPriority="52"/>
-    <w:lsdException w:name="List Table 1 Light Accent 5" w:uiPriority="46"/>
-    <w:lsdException w:name="List Table 2 Accent 5" w:uiPriority="47"/>
-    <w:lsdException w:name="List Table 3 Accent 5" w:uiPriority="48"/>
-    <w:lsdException w:name="List Table 4 Accent 5" w:uiPriority="49"/>
-    <w:lsdException w:name="List Table 5 Dark Accent 5" w:uiPriority="50"/>
-    <w:lsdException w:name="List Table 6 Colorful Accent 5" w:uiPriority="51"/>
-    <w:lsdException w:name="List Table 7 Colorful Accent 5" w:uiPriority="52"/>
-    <w:lsdException w:name="List Table 1 Light Accent 6" w:uiPriority="46"/>
-    <w:lsdException w:name="List Table 2 Accent 6" w:uiPriority="47"/>
-    <w:lsdException w:name="List Table 3 Accent 6" w:uiPriority="48"/>
-    <w:lsdException w:name="List Table 4 Accent 6" w:uiPriority="49"/>
-    <w:lsdException w:name="List Table 5 Dark Accent 6" w:uiPriority="50"/>
-    <w:lsdException w:name="List Table 6 Colorful Accent 6" w:uiPriority="51"/>
-    <w:lsdException w:name="List Table 7 Colorful Accent 6" w:uiPriority="52"/>
-  </w:latentStyles>
-  <w:style w:type="paragraph" w:default="1" w:styleId="Normal">
-    <w:name w:val="Normal"/>
-    <w:qFormat/>
-  </w:style>
-  <w:style w:type="character" w:default="1" w:styleId="DefaultParagraphFont">
-    <w:name w:val="Default Paragraph Font"/>
-    <w:uiPriority w:val="1"/>
-    <w:semiHidden/>
-    <w:unhideWhenUsed/>
-  </w:style>
-  <w:style w:type="table" w:default="1" w:styleId="TableNormal">
-    <w:name w:val="Normal Table"/>
-    <w:uiPriority w:val="99"/>
-    <w:semiHidden/>
-    <w:unhideWhenUsed/>
-    <w:tblPr>
-      <w:tblInd w:w="0" w:type="dxa"/>
-      <w:tblCellMar>
-        <w:top w:w="0" w:type="dxa"/>
-        <w:left w:w="108" w:type="dxa"/>
-        <w:bottom w:w="0" w:type="dxa"/>
-        <w:right w:w="108" w:type="dxa"/>
-      </w:tblCellMar>
-    </w:tblPr>
-  </w:style>
-  <w:style w:type="numbering" w:default="1" w:styleId="NoList">
-    <w:name w:val="No List"/>
-    <w:uiPriority w:val="99"/>
-    <w:semiHidden/>
-    <w:unhideWhenUsed/>
-  </w:style>
-  <w:style w:type="paragraph" w:customStyle="1" w:styleId="0CD496022BE74492AC48E692FF833EA2">
-    <w:name w:val="0CD496022BE74492AC48E692FF833EA2"/>
-    <w:rsid w:val="00703368"/>
-  </w:style>
-  <w:style w:type="paragraph" w:customStyle="1" w:styleId="C69E62A4D10245F1A4C297F7F6268F6D">
-    <w:name w:val="C69E62A4D10245F1A4C297F7F6268F6D"/>
-    <w:rsid w:val="00703368"/>
-  </w:style>
-  <w:style w:type="paragraph" w:customStyle="1" w:styleId="CEA4229334F0423AA51172019CED125A">
-    <w:name w:val="CEA4229334F0423AA51172019CED125A"/>
-    <w:rsid w:val="00703368"/>
-  </w:style>
-</w:styles>
-</file>
-
-<file path=word/glossary/webSettings.xml><?xml version="1.0" encoding="utf-8"?>
-<w:webSettings xmlns:mc="http://schemas.openxmlformats.org/markup-compatibility/2006" xmlns:r="http://schemas.openxmlformats.org/officeDocument/2006/relationships" xmlns:w="http://schemas.openxmlformats.org/wordprocessingml/2006/main" xmlns:w14="http://schemas.microsoft.com/office/word/2010/wordml" xmlns:w15="http://schemas.microsoft.com/office/word/2012/wordml" xmlns:w16se="http://schemas.microsoft.com/office/word/2015/wordml/symex" mc:Ignorable="w14 w15 w16se">
-  <w:optimizeForBrowser/>
-  <w:allowPNG/>
-</w:webSettings>
-</file>
-
 <file path=word/theme/theme1.xml><?xml version="1.0" encoding="utf-8"?>
 <a:theme xmlns:a="http://schemas.openxmlformats.org/drawingml/2006/main" name="Office Theme">
   <a:themeElements>
@@ -11261,7 +10220,7 @@
 </file>
 
 <file path=customXml/itemProps2.xml><?xml version="1.0" encoding="utf-8"?>
-<ds:datastoreItem xmlns:ds="http://schemas.openxmlformats.org/officeDocument/2006/customXml" ds:itemID="{B0DB667C-9EFE-4B94-B4AB-F0A48E3E5F1D}">
+<ds:datastoreItem xmlns:ds="http://schemas.openxmlformats.org/officeDocument/2006/customXml" ds:itemID="{140BC5A8-C9D3-4360-B6C8-CC471A2D18E5}">
   <ds:schemaRefs>
     <ds:schemaRef ds:uri="http://schemas.openxmlformats.org/officeDocument/2006/bibliography"/>
   </ds:schemaRefs>
